--- a/Appendix_B_synthetic_rolling_sum_method.docx
+++ b/Appendix_B_synthetic_rolling_sum_method.docx
@@ -4,67 +4,20 @@
   <w:body>
     <w:p>
       <w:pPr>
-        <w:spacing w:after="160" w:line="278" w:lineRule="auto"/>
-        <w:rPr>
-          <w:b/>
-          <w:bCs/>
-          <w:kern w:val="2"/>
-          <w:lang w:val="en-AU" w:eastAsia="zh-TW"/>
-          <w14:ligatures w14:val="standardContextual"/>
-        </w:rPr>
-      </w:pPr>
-      <w:bookmarkStart w:id="0" w:name="X8992dee0ed43cc2b4d2e4b63388ea9cc8d0fa84"/>
-      <w:r>
-        <w:rPr>
-          <w:b/>
-          <w:bCs/>
-          <w:kern w:val="2"/>
-          <w:lang w:val="en-AU" w:eastAsia="zh-TW"/>
-          <w14:ligatures w14:val="standardContextual"/>
-        </w:rPr>
-        <w:t>Appendix B. Synthetic illustration of rolling-sum correlations</w:t>
-      </w:r>
-    </w:p>
-    <w:p>
-      <w:pPr>
-        <w:spacing w:after="160" w:line="278" w:lineRule="auto"/>
-        <w:rPr>
-          <w:b/>
-          <w:bCs/>
-          <w:kern w:val="2"/>
-          <w:lang w:val="en-AU" w:eastAsia="zh-TW"/>
-          <w14:ligatures w14:val="standardContextual"/>
-        </w:rPr>
-      </w:pPr>
-      <w:bookmarkStart w:id="1" w:name="b.1-purpose"/>
-      <w:r>
-        <w:rPr>
-          <w:b/>
-          <w:bCs/>
-          <w:kern w:val="2"/>
-          <w:lang w:val="en-AU" w:eastAsia="zh-TW"/>
-        </w:rPr>
-        <w:t xml:space="preserve">Appendix </w:t>
-      </w:r>
-      <w:r>
-        <w:rPr>
-          <w:b/>
-          <w:bCs/>
-          <w:kern w:val="2"/>
-          <w:lang w:val="en-AU" w:eastAsia="zh-TW"/>
-          <w14:ligatures w14:val="standardContextual"/>
-        </w:rPr>
-        <w:t>B</w:t>
-      </w:r>
-      <w:r>
-        <w:rPr>
-          <w:b/>
-          <w:bCs/>
-          <w:kern w:val="2"/>
-          <w:lang w:val="en-AU" w:eastAsia="zh-TW"/>
-          <w14:ligatures w14:val="standardContextual"/>
-        </w:rPr>
-        <w:t>1 Purpose</w:t>
+        <w:pStyle w:val="Heading1"/>
+      </w:pPr>
+      <w:bookmarkStart w:id="0" w:name="X19c210936cb44ac5af14159dcc988ef878420d8"/>
+      <w:r>
+        <w:t>Appendix B: Synthetic illustration of rolling-sum correlations</w:t>
+      </w:r>
+    </w:p>
+    <w:p>
+      <w:pPr>
+        <w:pStyle w:val="Heading2"/>
+      </w:pPr>
+      <w:bookmarkStart w:id="1" w:name="b0-purpose"/>
+      <w:r>
+        <w:t>B0: Purpose</w:t>
       </w:r>
     </w:p>
     <w:p>
@@ -72,10 +25,7 @@
         <w:pStyle w:val="FirstParagraph"/>
       </w:pPr>
       <w:r>
-        <w:t>This appendix uses an idealised synthetic experiment to clarify the statistical interpretation of the finite-window rolling-sum correlations used in the main analysis. It has two purposes: (1) to distinguish a trailing 9-month sum from a cumulative target, and (2) to demonstrate how nine lag-specific covariance contributions combine to produce each endpoint-month Pearson correlation. The experiment is methodological and is not intended to identify or attribute physical periodicities in the model simulations</w:t>
-      </w:r>
-      <w:r>
-        <w:t>.</w:t>
+        <w:t>This appendix uses an idealised synthetic experiment to clarify the statistical interpretation of finite-window rolling-sum correlations. It distinguishes a trailing 9-month sum from a cumulative target, explains the leave-one-component-out calculation, and shows how nine lag-specific covariance contributions form each endpoint-month Pearson correlation. The experiment is methodological and is not intended to identify physical periodicities in the model simulations.</w:t>
       </w:r>
     </w:p>
     <w:p>
@@ -83,50 +33,17 @@
         <w:pStyle w:val="BodyText"/>
       </w:pPr>
       <w:r>
-        <w:t>All synthetic quantities are expressed in arbitrary units, and the monthly time step is set to one. No physical heat-flux or temperature units are assigned.</w:t>
-      </w:r>
-    </w:p>
-    <w:p>
-      <w:pPr>
-        <w:spacing w:after="160" w:line="278" w:lineRule="auto"/>
-        <w:rPr>
-          <w:b/>
-          <w:bCs/>
-          <w:kern w:val="2"/>
-          <w:lang w:val="en-AU" w:eastAsia="zh-TW"/>
-          <w14:ligatures w14:val="standardContextual"/>
-        </w:rPr>
-      </w:pPr>
-      <w:bookmarkStart w:id="2" w:name="b.2-synthetic-construction"/>
+        <w:t>All synthetic quantities are expressed in arbitrary units, and one time step represents one synthetic month. No physical heat-flux or temperature units are assigned.</w:t>
+      </w:r>
+    </w:p>
+    <w:p>
+      <w:pPr>
+        <w:pStyle w:val="Heading2"/>
+      </w:pPr>
+      <w:bookmarkStart w:id="2" w:name="X0cb1bd8ba287ec6b40992a4600eee82209ab687"/>
       <w:bookmarkEnd w:id="1"/>
       <w:r>
-        <w:rPr>
-          <w:b/>
-          <w:bCs/>
-          <w:kern w:val="2"/>
-          <w:lang w:val="en-AU" w:eastAsia="zh-TW"/>
-        </w:rPr>
-        <w:t xml:space="preserve">Appendix </w:t>
-      </w:r>
-      <w:r>
-        <w:rPr>
-          <w:b/>
-          <w:bCs/>
-          <w:kern w:val="2"/>
-          <w:lang w:val="en-AU" w:eastAsia="zh-TW"/>
-          <w14:ligatures w14:val="standardContextual"/>
-        </w:rPr>
-        <w:t>B</w:t>
-      </w:r>
-      <w:r>
-        <w:rPr>
-          <w:b/>
-          <w:bCs/>
-          <w:kern w:val="2"/>
-          <w:lang w:val="en-AU" w:eastAsia="zh-TW"/>
-          <w14:ligatures w14:val="standardContextual"/>
-        </w:rPr>
-        <w:t>2 Synthetic construction</w:t>
+        <w:t>B1: Synthetic construction and the 9-month window</w:t>
       </w:r>
     </w:p>
     <w:p>
@@ -134,7 +51,7 @@
         <w:pStyle w:val="FirstParagraph"/>
       </w:pPr>
       <w:r>
-        <w:t>The complete synthetic monthly signal is</w:t>
+        <w:t>The synthetic signal contains oscillatory components with periods of 12, 40 and 55 months. The 12-month component represents a prescribed annual cycle, while the 40- and 55-month components introduce variability at longer, distinct timescales.</w:t>
       </w:r>
     </w:p>
     <w:p>
@@ -439,7 +356,7 @@
             <w:rPr>
               <w:rFonts w:ascii="Cambria Math" w:hAnsi="Cambria Math"/>
             </w:rPr>
-            <m:t>,</m:t>
+            <m:t>.</m:t>
           </m:r>
         </m:oMath>
       </m:oMathPara>
@@ -447,9 +364,22 @@
     <w:p>
       <w:pPr>
         <w:pStyle w:val="FirstParagraph"/>
-      </w:pPr>
-      <w:r>
-        <w:t>where</w:t>
+        <w:jc w:val="right"/>
+      </w:pPr>
+      <w:r>
+        <w:rPr>
+          <w:b/>
+          <w:bCs/>
+        </w:rPr>
+        <w:t>(B1)</w:t>
+      </w:r>
+    </w:p>
+    <w:p>
+      <w:pPr>
+        <w:pStyle w:val="BodyText"/>
+      </w:pPr>
+      <w:r>
+        <w:t>The random component is</w:t>
       </w:r>
     </w:p>
     <w:p>
@@ -565,9 +495,22 @@
     <w:p>
       <w:pPr>
         <w:pStyle w:val="FirstParagraph"/>
-      </w:pPr>
-      <w:r>
-        <w:t>The record contains 360 monthly samples, and a fixed random seed is used for reproducibility. The cumulative target is</w:t>
+        <w:jc w:val="right"/>
+      </w:pPr>
+      <w:r>
+        <w:rPr>
+          <w:b/>
+          <w:bCs/>
+        </w:rPr>
+        <w:t>(B2)</w:t>
+      </w:r>
+    </w:p>
+    <w:p>
+      <w:pPr>
+        <w:pStyle w:val="BodyText"/>
+      </w:pPr>
+      <w:r>
+        <w:t>It represents independent Gaussian noise with zero mean and a standard deviation of 3. The record contains 360 monthly samples, with a fixed random seed for reproducibility. The complete cumulative target is</w:t>
       </w:r>
     </w:p>
     <w:p>
@@ -733,6 +676,19 @@
     <w:p>
       <w:pPr>
         <w:pStyle w:val="FirstParagraph"/>
+        <w:jc w:val="right"/>
+      </w:pPr>
+      <w:r>
+        <w:rPr>
+          <w:b/>
+          <w:bCs/>
+        </w:rPr>
+        <w:t>(B3)</w:t>
+      </w:r>
+    </w:p>
+    <w:p>
+      <w:pPr>
+        <w:pStyle w:val="BodyText"/>
       </w:pPr>
       <w:r>
         <w:t xml:space="preserve">Here, </w:t>
@@ -809,260 +765,11 @@
         <w:pStyle w:val="BodyText"/>
       </w:pPr>
       <w:r>
-        <w:t>For each predictor, the calendar-month climatology is removed:</w:t>
-      </w:r>
-    </w:p>
-    <w:p>
-      <w:pPr>
-        <w:pStyle w:val="BodyText"/>
-      </w:pPr>
-      <m:oMathPara>
-        <m:oMathParaPr>
-          <m:jc m:val="center"/>
-        </m:oMathParaPr>
-        <m:oMath>
-          <m:sSubSup>
-            <m:sSubSupPr>
-              <m:ctrlPr>
-                <w:rPr>
-                  <w:rFonts w:ascii="Cambria Math" w:hAnsi="Cambria Math"/>
-                </w:rPr>
-              </m:ctrlPr>
-            </m:sSubSupPr>
-            <m:e>
-              <m:r>
-                <w:rPr>
-                  <w:rFonts w:ascii="Cambria Math" w:hAnsi="Cambria Math"/>
-                </w:rPr>
-                <m:t>Q</m:t>
-              </m:r>
-            </m:e>
-            <m:sub>
-              <m:r>
-                <w:rPr>
-                  <w:rFonts w:ascii="Cambria Math" w:hAnsi="Cambria Math"/>
-                </w:rPr>
-                <m:t>i</m:t>
-              </m:r>
-            </m:sub>
-            <m:sup>
-              <m:r>
-                <m:rPr>
-                  <m:sty m:val="p"/>
-                </m:rPr>
-                <w:rPr>
-                  <w:rFonts w:ascii="Cambria Math" w:hAnsi="Cambria Math"/>
-                </w:rPr>
-                <m:t>'</m:t>
-              </m:r>
-            </m:sup>
-          </m:sSubSup>
-          <m:r>
-            <m:rPr>
-              <m:sty m:val="p"/>
-            </m:rPr>
-            <w:rPr>
-              <w:rFonts w:ascii="Cambria Math" w:hAnsi="Cambria Math"/>
-            </w:rPr>
-            <m:t>(</m:t>
-          </m:r>
-          <m:r>
-            <w:rPr>
-              <w:rFonts w:ascii="Cambria Math" w:hAnsi="Cambria Math"/>
-            </w:rPr>
-            <m:t>t</m:t>
-          </m:r>
-          <m:r>
-            <m:rPr>
-              <m:sty m:val="p"/>
-            </m:rPr>
-            <w:rPr>
-              <w:rFonts w:ascii="Cambria Math" w:hAnsi="Cambria Math"/>
-            </w:rPr>
-            <m:t>)=</m:t>
-          </m:r>
-          <m:sSub>
-            <m:sSubPr>
-              <m:ctrlPr>
-                <w:rPr>
-                  <w:rFonts w:ascii="Cambria Math" w:hAnsi="Cambria Math"/>
-                </w:rPr>
-              </m:ctrlPr>
-            </m:sSubPr>
-            <m:e>
-              <m:r>
-                <w:rPr>
-                  <w:rFonts w:ascii="Cambria Math" w:hAnsi="Cambria Math"/>
-                </w:rPr>
-                <m:t>Q</m:t>
-              </m:r>
-            </m:e>
-            <m:sub>
-              <m:r>
-                <w:rPr>
-                  <w:rFonts w:ascii="Cambria Math" w:hAnsi="Cambria Math"/>
-                </w:rPr>
-                <m:t>i</m:t>
-              </m:r>
-            </m:sub>
-          </m:sSub>
-          <m:r>
-            <m:rPr>
-              <m:sty m:val="p"/>
-            </m:rPr>
-            <w:rPr>
-              <w:rFonts w:ascii="Cambria Math" w:hAnsi="Cambria Math"/>
-            </w:rPr>
-            <m:t>(</m:t>
-          </m:r>
-          <m:r>
-            <w:rPr>
-              <w:rFonts w:ascii="Cambria Math" w:hAnsi="Cambria Math"/>
-            </w:rPr>
-            <m:t>t</m:t>
-          </m:r>
-          <m:r>
-            <m:rPr>
-              <m:sty m:val="p"/>
-            </m:rPr>
-            <w:rPr>
-              <w:rFonts w:ascii="Cambria Math" w:hAnsi="Cambria Math"/>
-            </w:rPr>
-            <m:t>)-</m:t>
-          </m:r>
-          <m:sSub>
-            <m:sSubPr>
-              <m:ctrlPr>
-                <w:rPr>
-                  <w:rFonts w:ascii="Cambria Math" w:hAnsi="Cambria Math"/>
-                </w:rPr>
-              </m:ctrlPr>
-            </m:sSubPr>
-            <m:e>
-              <m:bar>
-                <m:barPr>
-                  <m:pos m:val="top"/>
-                  <m:ctrlPr>
-                    <w:rPr>
-                      <w:rFonts w:ascii="Cambria Math" w:hAnsi="Cambria Math"/>
-                    </w:rPr>
-                  </m:ctrlPr>
-                </m:barPr>
-                <m:e>
-                  <m:sSub>
-                    <m:sSubPr>
-                      <m:ctrlPr>
-                        <w:rPr>
-                          <w:rFonts w:ascii="Cambria Math" w:hAnsi="Cambria Math"/>
-                        </w:rPr>
-                      </m:ctrlPr>
-                    </m:sSubPr>
-                    <m:e>
-                      <m:r>
-                        <w:rPr>
-                          <w:rFonts w:ascii="Cambria Math" w:hAnsi="Cambria Math"/>
-                        </w:rPr>
-                        <m:t>Q</m:t>
-                      </m:r>
-                    </m:e>
-                    <m:sub>
-                      <m:r>
-                        <w:rPr>
-                          <w:rFonts w:ascii="Cambria Math" w:hAnsi="Cambria Math"/>
-                        </w:rPr>
-                        <m:t>i</m:t>
-                      </m:r>
-                    </m:sub>
-                  </m:sSub>
-                </m:e>
-              </m:bar>
-            </m:e>
-            <m:sub>
-              <m:r>
-                <w:rPr>
-                  <w:rFonts w:ascii="Cambria Math" w:hAnsi="Cambria Math"/>
-                </w:rPr>
-                <m:t>m</m:t>
-              </m:r>
-              <m:r>
-                <m:rPr>
-                  <m:sty m:val="p"/>
-                </m:rPr>
-                <w:rPr>
-                  <w:rFonts w:ascii="Cambria Math" w:hAnsi="Cambria Math"/>
-                </w:rPr>
-                <m:t>(</m:t>
-              </m:r>
-              <m:r>
-                <w:rPr>
-                  <w:rFonts w:ascii="Cambria Math" w:hAnsi="Cambria Math"/>
-                </w:rPr>
-                <m:t>t</m:t>
-              </m:r>
-              <m:r>
-                <m:rPr>
-                  <m:sty m:val="p"/>
-                </m:rPr>
-                <w:rPr>
-                  <w:rFonts w:ascii="Cambria Math" w:hAnsi="Cambria Math"/>
-                </w:rPr>
-                <m:t>)</m:t>
-              </m:r>
-            </m:sub>
-          </m:sSub>
-          <m:r>
-            <m:rPr>
-              <m:sty m:val="p"/>
-            </m:rPr>
-            <w:rPr>
-              <w:rFonts w:ascii="Cambria Math" w:hAnsi="Cambria Math"/>
-            </w:rPr>
-            <m:t>,</m:t>
-          </m:r>
-        </m:oMath>
-      </m:oMathPara>
-    </w:p>
-    <w:p>
-      <w:pPr>
-        <w:pStyle w:val="FirstParagraph"/>
-      </w:pPr>
-      <w:r>
-        <w:t xml:space="preserve">where </w:t>
-      </w:r>
-      <m:oMath>
-        <m:r>
-          <w:rPr>
-            <w:rFonts w:ascii="Cambria Math" w:hAnsi="Cambria Math"/>
-          </w:rPr>
-          <m:t>m</m:t>
-        </m:r>
-        <m:r>
-          <m:rPr>
-            <m:sty m:val="p"/>
-          </m:rPr>
-          <w:rPr>
-            <w:rFonts w:ascii="Cambria Math" w:hAnsi="Cambria Math"/>
-          </w:rPr>
-          <m:t>(</m:t>
-        </m:r>
-        <m:r>
-          <w:rPr>
-            <w:rFonts w:ascii="Cambria Math" w:hAnsi="Cambria Math"/>
-          </w:rPr>
-          <m:t>t</m:t>
-        </m:r>
-        <m:r>
-          <m:rPr>
-            <m:sty m:val="p"/>
-          </m:rPr>
-          <w:rPr>
-            <w:rFonts w:ascii="Cambria Math" w:hAnsi="Cambria Math"/>
-          </w:rPr>
-          <m:t>)</m:t>
-        </m:r>
-      </m:oMath>
-      <w:r>
-        <w:t xml:space="preserve"> denotes the calendar month. A trailing 9-month rolling sum is then calculated:</w:t>
+        <w:t>The 9-month window is prescribed to mirror the finite-window diagnostic used in the main analysis; it is not selected as an optimum from the synthetic experiment. No calendar-</w:t>
+      </w:r>
+      <w:r>
+        <w:lastRenderedPageBreak/>
+        <w:t>month climatology or anomaly is removed from the synthetic signal. The raw trailing 9-month rolling sum is</w:t>
       </w:r>
     </w:p>
     <w:p>
@@ -1095,21 +802,6 @@
                 <w:rPr>
                   <w:rFonts w:ascii="Cambria Math" w:hAnsi="Cambria Math"/>
                 </w:rPr>
-                <m:t>i</m:t>
-              </m:r>
-              <m:r>
-                <m:rPr>
-                  <m:sty m:val="p"/>
-                </m:rPr>
-                <w:rPr>
-                  <w:rFonts w:ascii="Cambria Math" w:hAnsi="Cambria Math"/>
-                </w:rPr>
-                <m:t>,</m:t>
-              </m:r>
-              <m:r>
-                <w:rPr>
-                  <w:rFonts w:ascii="Cambria Math" w:hAnsi="Cambria Math"/>
-                </w:rPr>
                 <m:t>9</m:t>
               </m:r>
             </m:sub>
@@ -1180,20 +872,758 @@
               </m:r>
             </m:sup>
             <m:e>
-              <m:sSubSup>
-                <m:sSubSupPr>
+              <m:r>
+                <w:rPr>
+                  <w:rFonts w:ascii="Cambria Math" w:hAnsi="Cambria Math"/>
+                </w:rPr>
+                <m:t>Q</m:t>
+              </m:r>
+            </m:e>
+          </m:nary>
+          <m:r>
+            <m:rPr>
+              <m:sty m:val="p"/>
+            </m:rPr>
+            <w:rPr>
+              <w:rFonts w:ascii="Cambria Math" w:hAnsi="Cambria Math"/>
+            </w:rPr>
+            <m:t>(</m:t>
+          </m:r>
+          <m:r>
+            <w:rPr>
+              <w:rFonts w:ascii="Cambria Math" w:hAnsi="Cambria Math"/>
+            </w:rPr>
+            <m:t>t</m:t>
+          </m:r>
+          <m:r>
+            <m:rPr>
+              <m:sty m:val="p"/>
+            </m:rPr>
+            <w:rPr>
+              <w:rFonts w:ascii="Cambria Math" w:hAnsi="Cambria Math"/>
+            </w:rPr>
+            <m:t>-</m:t>
+          </m:r>
+          <m:r>
+            <w:rPr>
+              <w:rFonts w:ascii="Cambria Math" w:hAnsi="Cambria Math"/>
+            </w:rPr>
+            <m:t>k</m:t>
+          </m:r>
+          <m:r>
+            <m:rPr>
+              <m:sty m:val="p"/>
+            </m:rPr>
+            <w:rPr>
+              <w:rFonts w:ascii="Cambria Math" w:hAnsi="Cambria Math"/>
+            </w:rPr>
+            <m:t>).</m:t>
+          </m:r>
+        </m:oMath>
+      </m:oMathPara>
+    </w:p>
+    <w:p>
+      <w:pPr>
+        <w:pStyle w:val="FirstParagraph"/>
+        <w:jc w:val="right"/>
+      </w:pPr>
+      <w:r>
+        <w:rPr>
+          <w:b/>
+          <w:bCs/>
+        </w:rPr>
+        <w:t>(B4)</w:t>
+      </w:r>
+    </w:p>
+    <w:p>
+      <w:pPr>
+        <w:pStyle w:val="BodyText"/>
+      </w:pPr>
+      <w:r>
+        <w:t>For an endpoint in May, the window contains the endpoint month and the preceding eight months:</w:t>
+      </w:r>
+    </w:p>
+    <w:p>
+      <w:pPr>
+        <w:pStyle w:val="BodyText"/>
+      </w:pPr>
+      <m:oMathPara>
+        <m:oMathParaPr>
+          <m:jc m:val="center"/>
+        </m:oMathParaPr>
+        <m:oMath>
+          <m:sSub>
+            <m:sSubPr>
+              <m:ctrlPr>
+                <w:rPr>
+                  <w:rFonts w:ascii="Cambria Math" w:hAnsi="Cambria Math"/>
+                </w:rPr>
+              </m:ctrlPr>
+            </m:sSubPr>
+            <m:e>
+              <m:r>
+                <w:rPr>
+                  <w:rFonts w:ascii="Cambria Math" w:hAnsi="Cambria Math"/>
+                </w:rPr>
+                <m:t>I</m:t>
+              </m:r>
+            </m:e>
+            <m:sub>
+              <m:r>
+                <w:rPr>
+                  <w:rFonts w:ascii="Cambria Math" w:hAnsi="Cambria Math"/>
+                </w:rPr>
+                <m:t>9</m:t>
+              </m:r>
+            </m:sub>
+          </m:sSub>
+          <m:r>
+            <m:rPr>
+              <m:sty m:val="p"/>
+            </m:rPr>
+            <w:rPr>
+              <w:rFonts w:ascii="Cambria Math" w:hAnsi="Cambria Math"/>
+            </w:rPr>
+            <m:t>(</m:t>
+          </m:r>
+          <m:sSub>
+            <m:sSubPr>
+              <m:ctrlPr>
+                <w:rPr>
+                  <w:rFonts w:ascii="Cambria Math" w:hAnsi="Cambria Math"/>
+                </w:rPr>
+              </m:ctrlPr>
+            </m:sSubPr>
+            <m:e>
+              <m:r>
+                <m:rPr>
+                  <m:sty m:val="p"/>
+                </m:rPr>
+                <w:rPr>
+                  <w:rFonts w:ascii="Cambria Math" w:hAnsi="Cambria Math"/>
+                </w:rPr>
+                <m:t>May</m:t>
+              </m:r>
+            </m:e>
+            <m:sub>
+              <m:r>
+                <w:rPr>
+                  <w:rFonts w:ascii="Cambria Math" w:hAnsi="Cambria Math"/>
+                </w:rPr>
+                <m:t>y</m:t>
+              </m:r>
+            </m:sub>
+          </m:sSub>
+          <m:r>
+            <m:rPr>
+              <m:sty m:val="p"/>
+            </m:rPr>
+            <w:rPr>
+              <w:rFonts w:ascii="Cambria Math" w:hAnsi="Cambria Math"/>
+            </w:rPr>
+            <m:t>)=</m:t>
+          </m:r>
+          <m:r>
+            <w:rPr>
+              <w:rFonts w:ascii="Cambria Math" w:hAnsi="Cambria Math"/>
+            </w:rPr>
+            <m:t>Q</m:t>
+          </m:r>
+          <m:r>
+            <m:rPr>
+              <m:sty m:val="p"/>
+            </m:rPr>
+            <w:rPr>
+              <w:rFonts w:ascii="Cambria Math" w:hAnsi="Cambria Math"/>
+            </w:rPr>
+            <m:t>(</m:t>
+          </m:r>
+          <m:sSub>
+            <m:sSubPr>
+              <m:ctrlPr>
+                <w:rPr>
+                  <w:rFonts w:ascii="Cambria Math" w:hAnsi="Cambria Math"/>
+                </w:rPr>
+              </m:ctrlPr>
+            </m:sSubPr>
+            <m:e>
+              <m:r>
+                <m:rPr>
+                  <m:sty m:val="p"/>
+                </m:rPr>
+                <w:rPr>
+                  <w:rFonts w:ascii="Cambria Math" w:hAnsi="Cambria Math"/>
+                </w:rPr>
+                <m:t>Sep</m:t>
+              </m:r>
+            </m:e>
+            <m:sub>
+              <m:r>
+                <w:rPr>
+                  <w:rFonts w:ascii="Cambria Math" w:hAnsi="Cambria Math"/>
+                </w:rPr>
+                <m:t>y</m:t>
+              </m:r>
+              <m:r>
+                <m:rPr>
+                  <m:sty m:val="p"/>
+                </m:rPr>
+                <w:rPr>
+                  <w:rFonts w:ascii="Cambria Math" w:hAnsi="Cambria Math"/>
+                </w:rPr>
+                <m:t>-</m:t>
+              </m:r>
+              <m:r>
+                <w:rPr>
+                  <w:rFonts w:ascii="Cambria Math" w:hAnsi="Cambria Math"/>
+                </w:rPr>
+                <m:t>1</m:t>
+              </m:r>
+            </m:sub>
+          </m:sSub>
+          <m:r>
+            <m:rPr>
+              <m:sty m:val="p"/>
+            </m:rPr>
+            <w:rPr>
+              <w:rFonts w:ascii="Cambria Math" w:hAnsi="Cambria Math"/>
+            </w:rPr>
+            <m:t>)+</m:t>
+          </m:r>
+          <m:r>
+            <w:rPr>
+              <w:rFonts w:ascii="Cambria Math" w:hAnsi="Cambria Math"/>
+            </w:rPr>
+            <m:t>Q</m:t>
+          </m:r>
+          <m:r>
+            <m:rPr>
+              <m:sty m:val="p"/>
+            </m:rPr>
+            <w:rPr>
+              <w:rFonts w:ascii="Cambria Math" w:hAnsi="Cambria Math"/>
+            </w:rPr>
+            <m:t>(</m:t>
+          </m:r>
+          <m:sSub>
+            <m:sSubPr>
+              <m:ctrlPr>
+                <w:rPr>
+                  <w:rFonts w:ascii="Cambria Math" w:hAnsi="Cambria Math"/>
+                </w:rPr>
+              </m:ctrlPr>
+            </m:sSubPr>
+            <m:e>
+              <m:r>
+                <m:rPr>
+                  <m:sty m:val="p"/>
+                </m:rPr>
+                <w:rPr>
+                  <w:rFonts w:ascii="Cambria Math" w:hAnsi="Cambria Math"/>
+                </w:rPr>
+                <m:t>Oct</m:t>
+              </m:r>
+            </m:e>
+            <m:sub>
+              <m:r>
+                <w:rPr>
+                  <w:rFonts w:ascii="Cambria Math" w:hAnsi="Cambria Math"/>
+                </w:rPr>
+                <m:t>y</m:t>
+              </m:r>
+              <m:r>
+                <m:rPr>
+                  <m:sty m:val="p"/>
+                </m:rPr>
+                <w:rPr>
+                  <w:rFonts w:ascii="Cambria Math" w:hAnsi="Cambria Math"/>
+                </w:rPr>
+                <m:t>-</m:t>
+              </m:r>
+              <m:r>
+                <w:rPr>
+                  <w:rFonts w:ascii="Cambria Math" w:hAnsi="Cambria Math"/>
+                </w:rPr>
+                <m:t>1</m:t>
+              </m:r>
+            </m:sub>
+          </m:sSub>
+          <m:r>
+            <m:rPr>
+              <m:sty m:val="p"/>
+            </m:rPr>
+            <w:rPr>
+              <w:rFonts w:ascii="Cambria Math" w:hAnsi="Cambria Math"/>
+            </w:rPr>
+            <m:t>)+⋯+</m:t>
+          </m:r>
+          <m:r>
+            <w:rPr>
+              <w:rFonts w:ascii="Cambria Math" w:hAnsi="Cambria Math"/>
+            </w:rPr>
+            <m:t>Q</m:t>
+          </m:r>
+          <m:r>
+            <m:rPr>
+              <m:sty m:val="p"/>
+            </m:rPr>
+            <w:rPr>
+              <w:rFonts w:ascii="Cambria Math" w:hAnsi="Cambria Math"/>
+            </w:rPr>
+            <m:t>(</m:t>
+          </m:r>
+          <m:sSub>
+            <m:sSubPr>
+              <m:ctrlPr>
+                <w:rPr>
+                  <w:rFonts w:ascii="Cambria Math" w:hAnsi="Cambria Math"/>
+                </w:rPr>
+              </m:ctrlPr>
+            </m:sSubPr>
+            <m:e>
+              <m:r>
+                <m:rPr>
+                  <m:sty m:val="p"/>
+                </m:rPr>
+                <w:rPr>
+                  <w:rFonts w:ascii="Cambria Math" w:hAnsi="Cambria Math"/>
+                </w:rPr>
+                <m:t>Apr</m:t>
+              </m:r>
+            </m:e>
+            <m:sub>
+              <m:r>
+                <w:rPr>
+                  <w:rFonts w:ascii="Cambria Math" w:hAnsi="Cambria Math"/>
+                </w:rPr>
+                <m:t>y</m:t>
+              </m:r>
+            </m:sub>
+          </m:sSub>
+          <m:r>
+            <m:rPr>
+              <m:sty m:val="p"/>
+            </m:rPr>
+            <w:rPr>
+              <w:rFonts w:ascii="Cambria Math" w:hAnsi="Cambria Math"/>
+            </w:rPr>
+            <m:t>)+</m:t>
+          </m:r>
+          <m:r>
+            <w:rPr>
+              <w:rFonts w:ascii="Cambria Math" w:hAnsi="Cambria Math"/>
+            </w:rPr>
+            <m:t>Q</m:t>
+          </m:r>
+          <m:r>
+            <m:rPr>
+              <m:sty m:val="p"/>
+            </m:rPr>
+            <w:rPr>
+              <w:rFonts w:ascii="Cambria Math" w:hAnsi="Cambria Math"/>
+            </w:rPr>
+            <m:t>(</m:t>
+          </m:r>
+          <m:sSub>
+            <m:sSubPr>
+              <m:ctrlPr>
+                <w:rPr>
+                  <w:rFonts w:ascii="Cambria Math" w:hAnsi="Cambria Math"/>
+                </w:rPr>
+              </m:ctrlPr>
+            </m:sSubPr>
+            <m:e>
+              <m:r>
+                <m:rPr>
+                  <m:sty m:val="p"/>
+                </m:rPr>
+                <w:rPr>
+                  <w:rFonts w:ascii="Cambria Math" w:hAnsi="Cambria Math"/>
+                </w:rPr>
+                <m:t>May</m:t>
+              </m:r>
+            </m:e>
+            <m:sub>
+              <m:r>
+                <w:rPr>
+                  <w:rFonts w:ascii="Cambria Math" w:hAnsi="Cambria Math"/>
+                </w:rPr>
+                <m:t>y</m:t>
+              </m:r>
+            </m:sub>
+          </m:sSub>
+          <m:r>
+            <m:rPr>
+              <m:sty m:val="p"/>
+            </m:rPr>
+            <w:rPr>
+              <w:rFonts w:ascii="Cambria Math" w:hAnsi="Cambria Math"/>
+            </w:rPr>
+            <m:t>).</m:t>
+          </m:r>
+        </m:oMath>
+      </m:oMathPara>
+    </w:p>
+    <w:p>
+      <w:pPr>
+        <w:pStyle w:val="FirstParagraph"/>
+        <w:jc w:val="right"/>
+      </w:pPr>
+      <w:r>
+        <w:rPr>
+          <w:b/>
+          <w:bCs/>
+        </w:rPr>
+        <w:t>(B5)</w:t>
+      </w:r>
+    </w:p>
+    <w:p>
+      <w:pPr>
+        <w:pStyle w:val="BodyText"/>
+      </w:pPr>
+      <w:r>
+        <w:t xml:space="preserve">It is a </w:t>
+      </w:r>
+      <w:r>
+        <w:t>lagging</w:t>
+      </w:r>
+      <w:r>
+        <w:t xml:space="preserve"> window, not a forward-looking window. Moving the endpoint from May to June removes the oldest value and adds the new endpoint value:</w:t>
+      </w:r>
+    </w:p>
+    <w:p>
+      <w:pPr>
+        <w:pStyle w:val="BodyText"/>
+      </w:pPr>
+      <m:oMathPara>
+        <m:oMathParaPr>
+          <m:jc m:val="center"/>
+        </m:oMathParaPr>
+        <m:oMath>
+          <m:sSub>
+            <m:sSubPr>
+              <m:ctrlPr>
+                <w:rPr>
+                  <w:rFonts w:ascii="Cambria Math" w:hAnsi="Cambria Math"/>
+                </w:rPr>
+              </m:ctrlPr>
+            </m:sSubPr>
+            <m:e>
+              <m:r>
+                <w:rPr>
+                  <w:rFonts w:ascii="Cambria Math" w:hAnsi="Cambria Math"/>
+                </w:rPr>
+                <m:t>I</m:t>
+              </m:r>
+            </m:e>
+            <m:sub>
+              <m:r>
+                <w:rPr>
+                  <w:rFonts w:ascii="Cambria Math" w:hAnsi="Cambria Math"/>
+                </w:rPr>
+                <m:t>9</m:t>
+              </m:r>
+            </m:sub>
+          </m:sSub>
+          <m:r>
+            <m:rPr>
+              <m:sty m:val="p"/>
+            </m:rPr>
+            <w:rPr>
+              <w:rFonts w:ascii="Cambria Math" w:hAnsi="Cambria Math"/>
+            </w:rPr>
+            <m:t>(June)-</m:t>
+          </m:r>
+          <m:sSub>
+            <m:sSubPr>
+              <m:ctrlPr>
+                <w:rPr>
+                  <w:rFonts w:ascii="Cambria Math" w:hAnsi="Cambria Math"/>
+                </w:rPr>
+              </m:ctrlPr>
+            </m:sSubPr>
+            <m:e>
+              <m:r>
+                <w:rPr>
+                  <w:rFonts w:ascii="Cambria Math" w:hAnsi="Cambria Math"/>
+                </w:rPr>
+                <m:t>I</m:t>
+              </m:r>
+            </m:e>
+            <m:sub>
+              <m:r>
+                <w:rPr>
+                  <w:rFonts w:ascii="Cambria Math" w:hAnsi="Cambria Math"/>
+                </w:rPr>
+                <m:t>9</m:t>
+              </m:r>
+            </m:sub>
+          </m:sSub>
+          <m:r>
+            <m:rPr>
+              <m:sty m:val="p"/>
+            </m:rPr>
+            <w:rPr>
+              <w:rFonts w:ascii="Cambria Math" w:hAnsi="Cambria Math"/>
+            </w:rPr>
+            <m:t>(May)=</m:t>
+          </m:r>
+          <m:r>
+            <w:rPr>
+              <w:rFonts w:ascii="Cambria Math" w:hAnsi="Cambria Math"/>
+            </w:rPr>
+            <m:t>Q</m:t>
+          </m:r>
+          <m:r>
+            <m:rPr>
+              <m:sty m:val="p"/>
+            </m:rPr>
+            <w:rPr>
+              <w:rFonts w:ascii="Cambria Math" w:hAnsi="Cambria Math"/>
+            </w:rPr>
+            <m:t>(June)-</m:t>
+          </m:r>
+          <m:r>
+            <w:rPr>
+              <w:rFonts w:ascii="Cambria Math" w:hAnsi="Cambria Math"/>
+            </w:rPr>
+            <m:t>Q</m:t>
+          </m:r>
+          <m:r>
+            <m:rPr>
+              <m:sty m:val="p"/>
+            </m:rPr>
+            <w:rPr>
+              <w:rFonts w:ascii="Cambria Math" w:hAnsi="Cambria Math"/>
+            </w:rPr>
+            <m:t>(</m:t>
+          </m:r>
+          <m:sSub>
+            <m:sSubPr>
+              <m:ctrlPr>
+                <w:rPr>
+                  <w:rFonts w:ascii="Cambria Math" w:hAnsi="Cambria Math"/>
+                </w:rPr>
+              </m:ctrlPr>
+            </m:sSubPr>
+            <m:e>
+              <m:r>
+                <m:rPr>
+                  <m:sty m:val="p"/>
+                </m:rPr>
+                <w:rPr>
+                  <w:rFonts w:ascii="Cambria Math" w:hAnsi="Cambria Math"/>
+                </w:rPr>
+                <m:t>September</m:t>
+              </m:r>
+            </m:e>
+            <m:sub>
+              <m:r>
+                <m:rPr>
+                  <m:sty m:val="p"/>
+                </m:rPr>
+                <w:rPr>
+                  <w:rFonts w:ascii="Cambria Math" w:hAnsi="Cambria Math"/>
+                </w:rPr>
+                <m:t>-</m:t>
+              </m:r>
+              <m:r>
+                <w:rPr>
+                  <w:rFonts w:ascii="Cambria Math" w:hAnsi="Cambria Math"/>
+                </w:rPr>
+                <m:t>1</m:t>
+              </m:r>
+            </m:sub>
+          </m:sSub>
+          <m:r>
+            <m:rPr>
+              <m:sty m:val="p"/>
+            </m:rPr>
+            <w:rPr>
+              <w:rFonts w:ascii="Cambria Math" w:hAnsi="Cambria Math"/>
+            </w:rPr>
+            <m:t>).</m:t>
+          </m:r>
+        </m:oMath>
+      </m:oMathPara>
+    </w:p>
+    <w:p>
+      <w:pPr>
+        <w:pStyle w:val="FirstParagraph"/>
+        <w:jc w:val="right"/>
+      </w:pPr>
+      <w:r>
+        <w:rPr>
+          <w:b/>
+          <w:bCs/>
+        </w:rPr>
+        <w:t>(B6)</w:t>
+      </w:r>
+    </w:p>
+    <w:p>
+      <w:pPr>
+        <w:pStyle w:val="BodyText"/>
+      </w:pPr>
+      <w:r>
+        <w:t xml:space="preserve">The cumulative target contains the complete history of </w:t>
+      </w:r>
+      <m:oMath>
+        <m:r>
+          <w:rPr>
+            <w:rFonts w:ascii="Cambria Math" w:hAnsi="Cambria Math"/>
+          </w:rPr>
+          <m:t>Q</m:t>
+        </m:r>
+      </m:oMath>
+      <w:r>
+        <w:t xml:space="preserve">, whereas </w:t>
+      </w:r>
+      <m:oMath>
+        <m:sSub>
+          <m:sSubPr>
+            <m:ctrlPr>
+              <w:rPr>
+                <w:rFonts w:ascii="Cambria Math" w:hAnsi="Cambria Math"/>
+              </w:rPr>
+            </m:ctrlPr>
+          </m:sSubPr>
+          <m:e>
+            <m:r>
+              <w:rPr>
+                <w:rFonts w:ascii="Cambria Math" w:hAnsi="Cambria Math"/>
+              </w:rPr>
+              <m:t>I</m:t>
+            </m:r>
+          </m:e>
+          <m:sub>
+            <m:r>
+              <w:rPr>
+                <w:rFonts w:ascii="Cambria Math" w:hAnsi="Cambria Math"/>
+              </w:rPr>
+              <m:t>9</m:t>
+            </m:r>
+          </m:sub>
+        </m:sSub>
+      </m:oMath>
+      <w:r>
+        <w:t xml:space="preserve"> retains only the most recent nine values. Their correlation is therefore not expected to equal one.</w:t>
+      </w:r>
+    </w:p>
+    <w:p>
+      <w:pPr>
+        <w:pStyle w:val="BodyText"/>
+      </w:pPr>
+      <w:r>
+        <w:t xml:space="preserve">For each endpoint calendar month </w:t>
+      </w:r>
+      <m:oMath>
+        <m:r>
+          <w:rPr>
+            <w:rFonts w:ascii="Cambria Math" w:hAnsi="Cambria Math"/>
+          </w:rPr>
+          <m:t>m</m:t>
+        </m:r>
+      </m:oMath>
+      <w:r>
+        <w:t>, the correlation is calculated across years:</w:t>
+      </w:r>
+    </w:p>
+    <w:p>
+      <w:pPr>
+        <w:pStyle w:val="BodyText"/>
+      </w:pPr>
+      <m:oMathPara>
+        <m:oMathParaPr>
+          <m:jc m:val="center"/>
+        </m:oMathParaPr>
+        <m:oMath>
+          <m:sSub>
+            <m:sSubPr>
+              <m:ctrlPr>
+                <w:rPr>
+                  <w:rFonts w:ascii="Cambria Math" w:hAnsi="Cambria Math"/>
+                </w:rPr>
+              </m:ctrlPr>
+            </m:sSubPr>
+            <m:e>
+              <m:r>
+                <w:rPr>
+                  <w:rFonts w:ascii="Cambria Math" w:hAnsi="Cambria Math"/>
+                </w:rPr>
+                <m:t>r</m:t>
+              </m:r>
+            </m:e>
+            <m:sub>
+              <m:r>
+                <w:rPr>
+                  <w:rFonts w:ascii="Cambria Math" w:hAnsi="Cambria Math"/>
+                </w:rPr>
+                <m:t>m</m:t>
+              </m:r>
+            </m:sub>
+          </m:sSub>
+          <m:r>
+            <m:rPr>
+              <m:sty m:val="p"/>
+            </m:rPr>
+            <w:rPr>
+              <w:rFonts w:ascii="Cambria Math" w:hAnsi="Cambria Math"/>
+            </w:rPr>
+            <m:t>=</m:t>
+          </m:r>
+          <m:sSub>
+            <m:sSubPr>
+              <m:ctrlPr>
+                <w:rPr>
+                  <w:rFonts w:ascii="Cambria Math" w:hAnsi="Cambria Math"/>
+                </w:rPr>
+              </m:ctrlPr>
+            </m:sSubPr>
+            <m:e>
+              <m:r>
+                <m:rPr>
+                  <m:sty m:val="p"/>
+                </m:rPr>
+                <w:rPr>
+                  <w:rFonts w:ascii="Cambria Math" w:hAnsi="Cambria Math"/>
+                </w:rPr>
+                <m:t>corr</m:t>
+              </m:r>
+            </m:e>
+            <m:sub>
+              <m:r>
+                <w:rPr>
+                  <w:rFonts w:ascii="Cambria Math" w:hAnsi="Cambria Math"/>
+                </w:rPr>
+                <m:t>y</m:t>
+              </m:r>
+            </m:sub>
+          </m:sSub>
+          <m:d>
+            <m:dPr>
+              <m:begChr m:val="["/>
+              <m:endChr m:val="]"/>
+              <m:ctrlPr>
+                <w:rPr>
+                  <w:rFonts w:ascii="Cambria Math" w:hAnsi="Cambria Math"/>
+                </w:rPr>
+              </m:ctrlPr>
+            </m:dPr>
+            <m:e>
+              <m:sSub>
+                <m:sSubPr>
                   <m:ctrlPr>
                     <w:rPr>
                       <w:rFonts w:ascii="Cambria Math" w:hAnsi="Cambria Math"/>
                     </w:rPr>
                   </m:ctrlPr>
-                </m:sSubSupPr>
+                </m:sSubPr>
                 <m:e>
                   <m:r>
                     <w:rPr>
                       <w:rFonts w:ascii="Cambria Math" w:hAnsi="Cambria Math"/>
                     </w:rPr>
-                    <m:t>Q</m:t>
+                    <m:t>I</m:t>
                   </m:r>
                 </m:e>
                 <m:sub>
@@ -1201,10 +1631,66 @@
                     <w:rPr>
                       <w:rFonts w:ascii="Cambria Math" w:hAnsi="Cambria Math"/>
                     </w:rPr>
-                    <m:t>i</m:t>
+                    <m:t>9</m:t>
                   </m:r>
                 </m:sub>
-                <m:sup>
+              </m:sSub>
+              <m:r>
+                <m:rPr>
+                  <m:sty m:val="p"/>
+                </m:rPr>
+                <w:rPr>
+                  <w:rFonts w:ascii="Cambria Math" w:hAnsi="Cambria Math"/>
+                </w:rPr>
+                <m:t>(</m:t>
+              </m:r>
+              <m:r>
+                <w:rPr>
+                  <w:rFonts w:ascii="Cambria Math" w:hAnsi="Cambria Math"/>
+                </w:rPr>
+                <m:t>y</m:t>
+              </m:r>
+              <m:r>
+                <m:rPr>
+                  <m:sty m:val="p"/>
+                </m:rPr>
+                <w:rPr>
+                  <w:rFonts w:ascii="Cambria Math" w:hAnsi="Cambria Math"/>
+                </w:rPr>
+                <m:t>,</m:t>
+              </m:r>
+              <m:r>
+                <w:rPr>
+                  <w:rFonts w:ascii="Cambria Math" w:hAnsi="Cambria Math"/>
+                </w:rPr>
+                <m:t>m</m:t>
+              </m:r>
+              <m:r>
+                <m:rPr>
+                  <m:sty m:val="p"/>
+                </m:rPr>
+                <w:rPr>
+                  <w:rFonts w:ascii="Cambria Math" w:hAnsi="Cambria Math"/>
+                </w:rPr>
+                <m:t>),</m:t>
+              </m:r>
+              <m:sSub>
+                <m:sSubPr>
+                  <m:ctrlPr>
+                    <w:rPr>
+                      <w:rFonts w:ascii="Cambria Math" w:hAnsi="Cambria Math"/>
+                    </w:rPr>
+                  </m:ctrlPr>
+                </m:sSubPr>
+                <m:e>
+                  <m:r>
+                    <w:rPr>
+                      <w:rFonts w:ascii="Cambria Math" w:hAnsi="Cambria Math"/>
+                    </w:rPr>
+                    <m:t>S</m:t>
+                  </m:r>
+                </m:e>
+                <m:sub>
                   <m:r>
                     <m:rPr>
                       <m:sty m:val="p"/>
@@ -1212,50 +1698,59 @@
                     <w:rPr>
                       <w:rFonts w:ascii="Cambria Math" w:hAnsi="Cambria Math"/>
                     </w:rPr>
-                    <m:t>'</m:t>
+                    <m:t>full</m:t>
                   </m:r>
-                </m:sup>
-              </m:sSubSup>
+                </m:sub>
+              </m:sSub>
+              <m:r>
+                <m:rPr>
+                  <m:sty m:val="p"/>
+                </m:rPr>
+                <w:rPr>
+                  <w:rFonts w:ascii="Cambria Math" w:hAnsi="Cambria Math"/>
+                </w:rPr>
+                <m:t>(</m:t>
+              </m:r>
+              <m:r>
+                <w:rPr>
+                  <w:rFonts w:ascii="Cambria Math" w:hAnsi="Cambria Math"/>
+                </w:rPr>
+                <m:t>y</m:t>
+              </m:r>
+              <m:r>
+                <m:rPr>
+                  <m:sty m:val="p"/>
+                </m:rPr>
+                <w:rPr>
+                  <w:rFonts w:ascii="Cambria Math" w:hAnsi="Cambria Math"/>
+                </w:rPr>
+                <m:t>,</m:t>
+              </m:r>
+              <m:r>
+                <w:rPr>
+                  <w:rFonts w:ascii="Cambria Math" w:hAnsi="Cambria Math"/>
+                </w:rPr>
+                <m:t>m</m:t>
+              </m:r>
+              <m:r>
+                <m:rPr>
+                  <m:sty m:val="p"/>
+                </m:rPr>
+                <w:rPr>
+                  <w:rFonts w:ascii="Cambria Math" w:hAnsi="Cambria Math"/>
+                </w:rPr>
+                <m:t>)</m:t>
+              </m:r>
             </m:e>
-          </m:nary>
-          <m:r>
-            <m:rPr>
-              <m:sty m:val="p"/>
-            </m:rPr>
-            <w:rPr>
-              <w:rFonts w:ascii="Cambria Math" w:hAnsi="Cambria Math"/>
-            </w:rPr>
-            <m:t>(</m:t>
-          </m:r>
-          <m:r>
-            <w:rPr>
-              <w:rFonts w:ascii="Cambria Math" w:hAnsi="Cambria Math"/>
-            </w:rPr>
-            <m:t>t</m:t>
-          </m:r>
-          <m:r>
-            <m:rPr>
-              <m:sty m:val="p"/>
-            </m:rPr>
-            <w:rPr>
-              <w:rFonts w:ascii="Cambria Math" w:hAnsi="Cambria Math"/>
-            </w:rPr>
-            <m:t>-</m:t>
-          </m:r>
-          <m:r>
-            <w:rPr>
-              <w:rFonts w:ascii="Cambria Math" w:hAnsi="Cambria Math"/>
-            </w:rPr>
-            <m:t>k</m:t>
-          </m:r>
-          <m:r>
-            <m:rPr>
-              <m:sty m:val="p"/>
-            </m:rPr>
-            <w:rPr>
-              <w:rFonts w:ascii="Cambria Math" w:hAnsi="Cambria Math"/>
-            </w:rPr>
-            <m:t>).</m:t>
+          </m:d>
+          <m:r>
+            <m:rPr>
+              <m:sty m:val="p"/>
+            </m:rPr>
+            <w:rPr>
+              <w:rFonts w:ascii="Cambria Math" w:hAnsi="Cambria Math"/>
+            </w:rPr>
+            <m:t>.</m:t>
           </m:r>
         </m:oMath>
       </m:oMathPara>
@@ -1263,9 +1758,22 @@
     <w:p>
       <w:pPr>
         <w:pStyle w:val="FirstParagraph"/>
-      </w:pPr>
-      <w:r>
-        <w:t xml:space="preserve">The cumulative target </w:t>
+        <w:jc w:val="right"/>
+      </w:pPr>
+      <w:r>
+        <w:rPr>
+          <w:b/>
+          <w:bCs/>
+        </w:rPr>
+        <w:t>(B7)</w:t>
+      </w:r>
+    </w:p>
+    <w:p>
+      <w:pPr>
+        <w:pStyle w:val="BodyText"/>
+      </w:pPr>
+      <w:r>
+        <w:t xml:space="preserve">For example, the May coefficient correlates one September-to-May rolling sum from each year with </w:t>
       </w:r>
       <m:oMath>
         <m:sSub>
@@ -1298,10 +1806,1434 @@
         </m:sSub>
       </m:oMath>
       <w:r>
-        <w:t xml:space="preserve"> </w:t>
-      </w:r>
-      <w:r>
-        <w:t>is held fixed in all comparisons. The time series in Figure B1 are standardised separately for visual comparison, whereas the reported correlations are calculated using the unstandardised values.</w:t>
+        <w:t xml:space="preserve"> evaluated in May of the same year.</w:t>
+      </w:r>
+    </w:p>
+    <w:p>
+      <w:pPr>
+        <w:pStyle w:val="Heading2"/>
+      </w:pPr>
+      <w:bookmarkStart w:id="3" w:name="b2-leave-one-component-out-correlation"/>
+      <w:bookmarkEnd w:id="2"/>
+      <w:r>
+        <w:t>B2: Leave-one-component-out correlation</w:t>
+      </w:r>
+    </w:p>
+    <w:p>
+      <w:pPr>
+        <w:pStyle w:val="FirstParagraph"/>
+      </w:pPr>
+      <w:r>
+        <w:t xml:space="preserve">The synthetic construction contains three known periodic components. One component is removed from the predictor at a time, while the complete cumulative target </w:t>
+      </w:r>
+      <m:oMath>
+        <m:sSub>
+          <m:sSubPr>
+            <m:ctrlPr>
+              <w:rPr>
+                <w:rFonts w:ascii="Cambria Math" w:hAnsi="Cambria Math"/>
+              </w:rPr>
+            </m:ctrlPr>
+          </m:sSubPr>
+          <m:e>
+            <m:r>
+              <w:rPr>
+                <w:rFonts w:ascii="Cambria Math" w:hAnsi="Cambria Math"/>
+              </w:rPr>
+              <m:t>S</m:t>
+            </m:r>
+          </m:e>
+          <m:sub>
+            <m:r>
+              <m:rPr>
+                <m:sty m:val="p"/>
+              </m:rPr>
+              <w:rPr>
+                <w:rFonts w:ascii="Cambria Math" w:hAnsi="Cambria Math"/>
+              </w:rPr>
+              <m:t>full</m:t>
+            </m:r>
+          </m:sub>
+        </m:sSub>
+      </m:oMath>
+      <w:r>
+        <w:t xml:space="preserve"> remains unchanged:</w:t>
+      </w:r>
+    </w:p>
+    <w:p>
+      <w:pPr>
+        <w:pStyle w:val="BodyText"/>
+      </w:pPr>
+      <m:oMathPara>
+        <m:oMathParaPr>
+          <m:jc m:val="center"/>
+        </m:oMathParaPr>
+        <m:oMath>
+          <m:sSub>
+            <m:sSubPr>
+              <m:ctrlPr>
+                <w:rPr>
+                  <w:rFonts w:ascii="Cambria Math" w:hAnsi="Cambria Math"/>
+                </w:rPr>
+              </m:ctrlPr>
+            </m:sSubPr>
+            <m:e>
+              <m:r>
+                <w:rPr>
+                  <w:rFonts w:ascii="Cambria Math" w:hAnsi="Cambria Math"/>
+                </w:rPr>
+                <m:t>Q</m:t>
+              </m:r>
+            </m:e>
+            <m:sub>
+              <m:r>
+                <m:rPr>
+                  <m:sty m:val="p"/>
+                </m:rPr>
+                <w:rPr>
+                  <w:rFonts w:ascii="Cambria Math" w:hAnsi="Cambria Math"/>
+                </w:rPr>
+                <m:t>-</m:t>
+              </m:r>
+              <m:r>
+                <w:rPr>
+                  <w:rFonts w:ascii="Cambria Math" w:hAnsi="Cambria Math"/>
+                </w:rPr>
+                <m:t>12</m:t>
+              </m:r>
+            </m:sub>
+          </m:sSub>
+          <m:r>
+            <m:rPr>
+              <m:sty m:val="p"/>
+            </m:rPr>
+            <w:rPr>
+              <w:rFonts w:ascii="Cambria Math" w:hAnsi="Cambria Math"/>
+            </w:rPr>
+            <m:t>(</m:t>
+          </m:r>
+          <m:r>
+            <w:rPr>
+              <w:rFonts w:ascii="Cambria Math" w:hAnsi="Cambria Math"/>
+            </w:rPr>
+            <m:t>t</m:t>
+          </m:r>
+          <m:r>
+            <m:rPr>
+              <m:sty m:val="p"/>
+            </m:rPr>
+            <w:rPr>
+              <w:rFonts w:ascii="Cambria Math" w:hAnsi="Cambria Math"/>
+            </w:rPr>
+            <m:t>)=</m:t>
+          </m:r>
+          <m:sSub>
+            <m:sSubPr>
+              <m:ctrlPr>
+                <w:rPr>
+                  <w:rFonts w:ascii="Cambria Math" w:hAnsi="Cambria Math"/>
+                </w:rPr>
+              </m:ctrlPr>
+            </m:sSubPr>
+            <m:e>
+              <m:r>
+                <w:rPr>
+                  <w:rFonts w:ascii="Cambria Math" w:hAnsi="Cambria Math"/>
+                </w:rPr>
+                <m:t>Q</m:t>
+              </m:r>
+            </m:e>
+            <m:sub>
+              <m:r>
+                <m:rPr>
+                  <m:sty m:val="p"/>
+                </m:rPr>
+                <w:rPr>
+                  <w:rFonts w:ascii="Cambria Math" w:hAnsi="Cambria Math"/>
+                </w:rPr>
+                <m:t>full</m:t>
+              </m:r>
+            </m:sub>
+          </m:sSub>
+          <m:r>
+            <m:rPr>
+              <m:sty m:val="p"/>
+            </m:rPr>
+            <w:rPr>
+              <w:rFonts w:ascii="Cambria Math" w:hAnsi="Cambria Math"/>
+            </w:rPr>
+            <m:t>(</m:t>
+          </m:r>
+          <m:r>
+            <w:rPr>
+              <w:rFonts w:ascii="Cambria Math" w:hAnsi="Cambria Math"/>
+            </w:rPr>
+            <m:t>t</m:t>
+          </m:r>
+          <m:r>
+            <m:rPr>
+              <m:sty m:val="p"/>
+            </m:rPr>
+            <w:rPr>
+              <w:rFonts w:ascii="Cambria Math" w:hAnsi="Cambria Math"/>
+            </w:rPr>
+            <m:t>)-</m:t>
+          </m:r>
+          <m:r>
+            <w:rPr>
+              <w:rFonts w:ascii="Cambria Math" w:hAnsi="Cambria Math"/>
+            </w:rPr>
+            <m:t>5</m:t>
+          </m:r>
+          <m:r>
+            <m:rPr>
+              <m:sty m:val="p"/>
+            </m:rPr>
+            <w:rPr>
+              <w:rFonts w:ascii="Cambria Math" w:hAnsi="Cambria Math"/>
+            </w:rPr>
+            <m:t>sin</m:t>
+          </m:r>
+          <m:d>
+            <m:dPr>
+              <m:ctrlPr>
+                <w:rPr>
+                  <w:rFonts w:ascii="Cambria Math" w:hAnsi="Cambria Math"/>
+                </w:rPr>
+              </m:ctrlPr>
+            </m:dPr>
+            <m:e>
+              <m:f>
+                <m:fPr>
+                  <m:ctrlPr>
+                    <w:rPr>
+                      <w:rFonts w:ascii="Cambria Math" w:hAnsi="Cambria Math"/>
+                    </w:rPr>
+                  </m:ctrlPr>
+                </m:fPr>
+                <m:num>
+                  <m:r>
+                    <w:rPr>
+                      <w:rFonts w:ascii="Cambria Math" w:hAnsi="Cambria Math"/>
+                    </w:rPr>
+                    <m:t>2</m:t>
+                  </m:r>
+                  <m:r>
+                    <w:rPr>
+                      <w:rFonts w:ascii="Cambria Math" w:hAnsi="Cambria Math"/>
+                    </w:rPr>
+                    <m:t>πt</m:t>
+                  </m:r>
+                </m:num>
+                <m:den>
+                  <m:r>
+                    <w:rPr>
+                      <w:rFonts w:ascii="Cambria Math" w:hAnsi="Cambria Math"/>
+                    </w:rPr>
+                    <m:t>12</m:t>
+                  </m:r>
+                </m:den>
+              </m:f>
+            </m:e>
+          </m:d>
+          <m:r>
+            <m:rPr>
+              <m:sty m:val="p"/>
+            </m:rPr>
+            <w:rPr>
+              <w:rFonts w:ascii="Cambria Math" w:hAnsi="Cambria Math"/>
+            </w:rPr>
+            <m:t>,</m:t>
+          </m:r>
+        </m:oMath>
+      </m:oMathPara>
+    </w:p>
+    <w:p>
+      <w:pPr>
+        <w:pStyle w:val="FirstParagraph"/>
+        <w:jc w:val="right"/>
+      </w:pPr>
+      <w:r>
+        <w:rPr>
+          <w:b/>
+          <w:bCs/>
+        </w:rPr>
+        <w:t>(B8)</w:t>
+      </w:r>
+    </w:p>
+    <w:p>
+      <w:pPr>
+        <w:pStyle w:val="BodyText"/>
+      </w:pPr>
+      <m:oMathPara>
+        <m:oMathParaPr>
+          <m:jc m:val="center"/>
+        </m:oMathParaPr>
+        <m:oMath>
+          <m:sSub>
+            <m:sSubPr>
+              <m:ctrlPr>
+                <w:rPr>
+                  <w:rFonts w:ascii="Cambria Math" w:hAnsi="Cambria Math"/>
+                </w:rPr>
+              </m:ctrlPr>
+            </m:sSubPr>
+            <m:e>
+              <m:r>
+                <w:rPr>
+                  <w:rFonts w:ascii="Cambria Math" w:hAnsi="Cambria Math"/>
+                </w:rPr>
+                <m:t>Q</m:t>
+              </m:r>
+            </m:e>
+            <m:sub>
+              <m:r>
+                <m:rPr>
+                  <m:sty m:val="p"/>
+                </m:rPr>
+                <w:rPr>
+                  <w:rFonts w:ascii="Cambria Math" w:hAnsi="Cambria Math"/>
+                </w:rPr>
+                <m:t>-</m:t>
+              </m:r>
+              <m:r>
+                <w:rPr>
+                  <w:rFonts w:ascii="Cambria Math" w:hAnsi="Cambria Math"/>
+                </w:rPr>
+                <m:t>40</m:t>
+              </m:r>
+            </m:sub>
+          </m:sSub>
+          <m:r>
+            <m:rPr>
+              <m:sty m:val="p"/>
+            </m:rPr>
+            <w:rPr>
+              <w:rFonts w:ascii="Cambria Math" w:hAnsi="Cambria Math"/>
+            </w:rPr>
+            <m:t>(</m:t>
+          </m:r>
+          <m:r>
+            <w:rPr>
+              <w:rFonts w:ascii="Cambria Math" w:hAnsi="Cambria Math"/>
+            </w:rPr>
+            <m:t>t</m:t>
+          </m:r>
+          <m:r>
+            <m:rPr>
+              <m:sty m:val="p"/>
+            </m:rPr>
+            <w:rPr>
+              <w:rFonts w:ascii="Cambria Math" w:hAnsi="Cambria Math"/>
+            </w:rPr>
+            <m:t>)=</m:t>
+          </m:r>
+          <m:sSub>
+            <m:sSubPr>
+              <m:ctrlPr>
+                <w:rPr>
+                  <w:rFonts w:ascii="Cambria Math" w:hAnsi="Cambria Math"/>
+                </w:rPr>
+              </m:ctrlPr>
+            </m:sSubPr>
+            <m:e>
+              <m:r>
+                <w:rPr>
+                  <w:rFonts w:ascii="Cambria Math" w:hAnsi="Cambria Math"/>
+                </w:rPr>
+                <m:t>Q</m:t>
+              </m:r>
+            </m:e>
+            <m:sub>
+              <m:r>
+                <m:rPr>
+                  <m:sty m:val="p"/>
+                </m:rPr>
+                <w:rPr>
+                  <w:rFonts w:ascii="Cambria Math" w:hAnsi="Cambria Math"/>
+                </w:rPr>
+                <m:t>full</m:t>
+              </m:r>
+            </m:sub>
+          </m:sSub>
+          <m:r>
+            <m:rPr>
+              <m:sty m:val="p"/>
+            </m:rPr>
+            <w:rPr>
+              <w:rFonts w:ascii="Cambria Math" w:hAnsi="Cambria Math"/>
+            </w:rPr>
+            <m:t>(</m:t>
+          </m:r>
+          <m:r>
+            <w:rPr>
+              <w:rFonts w:ascii="Cambria Math" w:hAnsi="Cambria Math"/>
+            </w:rPr>
+            <m:t>t</m:t>
+          </m:r>
+          <m:r>
+            <m:rPr>
+              <m:sty m:val="p"/>
+            </m:rPr>
+            <w:rPr>
+              <w:rFonts w:ascii="Cambria Math" w:hAnsi="Cambria Math"/>
+            </w:rPr>
+            <m:t>)-</m:t>
+          </m:r>
+          <m:r>
+            <w:rPr>
+              <w:rFonts w:ascii="Cambria Math" w:hAnsi="Cambria Math"/>
+            </w:rPr>
+            <m:t>8</m:t>
+          </m:r>
+          <m:r>
+            <m:rPr>
+              <m:sty m:val="p"/>
+            </m:rPr>
+            <w:rPr>
+              <w:rFonts w:ascii="Cambria Math" w:hAnsi="Cambria Math"/>
+            </w:rPr>
+            <m:t>sin</m:t>
+          </m:r>
+          <m:d>
+            <m:dPr>
+              <m:ctrlPr>
+                <w:rPr>
+                  <w:rFonts w:ascii="Cambria Math" w:hAnsi="Cambria Math"/>
+                </w:rPr>
+              </m:ctrlPr>
+            </m:dPr>
+            <m:e>
+              <m:f>
+                <m:fPr>
+                  <m:ctrlPr>
+                    <w:rPr>
+                      <w:rFonts w:ascii="Cambria Math" w:hAnsi="Cambria Math"/>
+                    </w:rPr>
+                  </m:ctrlPr>
+                </m:fPr>
+                <m:num>
+                  <m:r>
+                    <w:rPr>
+                      <w:rFonts w:ascii="Cambria Math" w:hAnsi="Cambria Math"/>
+                    </w:rPr>
+                    <m:t>2</m:t>
+                  </m:r>
+                  <m:r>
+                    <w:rPr>
+                      <w:rFonts w:ascii="Cambria Math" w:hAnsi="Cambria Math"/>
+                    </w:rPr>
+                    <m:t>πt</m:t>
+                  </m:r>
+                </m:num>
+                <m:den>
+                  <m:r>
+                    <w:rPr>
+                      <w:rFonts w:ascii="Cambria Math" w:hAnsi="Cambria Math"/>
+                    </w:rPr>
+                    <m:t>40</m:t>
+                  </m:r>
+                </m:den>
+              </m:f>
+            </m:e>
+          </m:d>
+          <m:r>
+            <m:rPr>
+              <m:sty m:val="p"/>
+            </m:rPr>
+            <w:rPr>
+              <w:rFonts w:ascii="Cambria Math" w:hAnsi="Cambria Math"/>
+            </w:rPr>
+            <m:t>,</m:t>
+          </m:r>
+        </m:oMath>
+      </m:oMathPara>
+    </w:p>
+    <w:p>
+      <w:pPr>
+        <w:pStyle w:val="FirstParagraph"/>
+        <w:jc w:val="right"/>
+      </w:pPr>
+      <w:r>
+        <w:rPr>
+          <w:b/>
+          <w:bCs/>
+        </w:rPr>
+        <w:t>(B9)</w:t>
+      </w:r>
+    </w:p>
+    <w:p>
+      <w:pPr>
+        <w:pStyle w:val="BodyText"/>
+      </w:pPr>
+      <w:r>
+        <w:t>and</w:t>
+      </w:r>
+    </w:p>
+    <w:p>
+      <w:pPr>
+        <w:pStyle w:val="BodyText"/>
+      </w:pPr>
+      <m:oMathPara>
+        <m:oMathParaPr>
+          <m:jc m:val="center"/>
+        </m:oMathParaPr>
+        <m:oMath>
+          <m:sSub>
+            <m:sSubPr>
+              <m:ctrlPr>
+                <w:rPr>
+                  <w:rFonts w:ascii="Cambria Math" w:hAnsi="Cambria Math"/>
+                </w:rPr>
+              </m:ctrlPr>
+            </m:sSubPr>
+            <m:e>
+              <m:r>
+                <w:rPr>
+                  <w:rFonts w:ascii="Cambria Math" w:hAnsi="Cambria Math"/>
+                </w:rPr>
+                <m:t>Q</m:t>
+              </m:r>
+            </m:e>
+            <m:sub>
+              <m:r>
+                <m:rPr>
+                  <m:sty m:val="p"/>
+                </m:rPr>
+                <w:rPr>
+                  <w:rFonts w:ascii="Cambria Math" w:hAnsi="Cambria Math"/>
+                </w:rPr>
+                <m:t>-</m:t>
+              </m:r>
+              <m:r>
+                <w:rPr>
+                  <w:rFonts w:ascii="Cambria Math" w:hAnsi="Cambria Math"/>
+                </w:rPr>
+                <m:t>55</m:t>
+              </m:r>
+            </m:sub>
+          </m:sSub>
+          <m:r>
+            <m:rPr>
+              <m:sty m:val="p"/>
+            </m:rPr>
+            <w:rPr>
+              <w:rFonts w:ascii="Cambria Math" w:hAnsi="Cambria Math"/>
+            </w:rPr>
+            <m:t>(</m:t>
+          </m:r>
+          <m:r>
+            <w:rPr>
+              <w:rFonts w:ascii="Cambria Math" w:hAnsi="Cambria Math"/>
+            </w:rPr>
+            <m:t>t</m:t>
+          </m:r>
+          <m:r>
+            <m:rPr>
+              <m:sty m:val="p"/>
+            </m:rPr>
+            <w:rPr>
+              <w:rFonts w:ascii="Cambria Math" w:hAnsi="Cambria Math"/>
+            </w:rPr>
+            <m:t>)=</m:t>
+          </m:r>
+          <m:sSub>
+            <m:sSubPr>
+              <m:ctrlPr>
+                <w:rPr>
+                  <w:rFonts w:ascii="Cambria Math" w:hAnsi="Cambria Math"/>
+                </w:rPr>
+              </m:ctrlPr>
+            </m:sSubPr>
+            <m:e>
+              <m:r>
+                <w:rPr>
+                  <w:rFonts w:ascii="Cambria Math" w:hAnsi="Cambria Math"/>
+                </w:rPr>
+                <m:t>Q</m:t>
+              </m:r>
+            </m:e>
+            <m:sub>
+              <m:r>
+                <m:rPr>
+                  <m:sty m:val="p"/>
+                </m:rPr>
+                <w:rPr>
+                  <w:rFonts w:ascii="Cambria Math" w:hAnsi="Cambria Math"/>
+                </w:rPr>
+                <m:t>full</m:t>
+              </m:r>
+            </m:sub>
+          </m:sSub>
+          <m:r>
+            <m:rPr>
+              <m:sty m:val="p"/>
+            </m:rPr>
+            <w:rPr>
+              <w:rFonts w:ascii="Cambria Math" w:hAnsi="Cambria Math"/>
+            </w:rPr>
+            <m:t>(</m:t>
+          </m:r>
+          <m:r>
+            <w:rPr>
+              <w:rFonts w:ascii="Cambria Math" w:hAnsi="Cambria Math"/>
+            </w:rPr>
+            <m:t>t</m:t>
+          </m:r>
+          <m:r>
+            <m:rPr>
+              <m:sty m:val="p"/>
+            </m:rPr>
+            <w:rPr>
+              <w:rFonts w:ascii="Cambria Math" w:hAnsi="Cambria Math"/>
+            </w:rPr>
+            <m:t>)-</m:t>
+          </m:r>
+          <m:r>
+            <w:rPr>
+              <w:rFonts w:ascii="Cambria Math" w:hAnsi="Cambria Math"/>
+            </w:rPr>
+            <m:t>3</m:t>
+          </m:r>
+          <m:r>
+            <m:rPr>
+              <m:sty m:val="p"/>
+            </m:rPr>
+            <w:rPr>
+              <w:rFonts w:ascii="Cambria Math" w:hAnsi="Cambria Math"/>
+            </w:rPr>
+            <m:t>sin</m:t>
+          </m:r>
+          <m:d>
+            <m:dPr>
+              <m:ctrlPr>
+                <w:rPr>
+                  <w:rFonts w:ascii="Cambria Math" w:hAnsi="Cambria Math"/>
+                </w:rPr>
+              </m:ctrlPr>
+            </m:dPr>
+            <m:e>
+              <m:f>
+                <m:fPr>
+                  <m:ctrlPr>
+                    <w:rPr>
+                      <w:rFonts w:ascii="Cambria Math" w:hAnsi="Cambria Math"/>
+                    </w:rPr>
+                  </m:ctrlPr>
+                </m:fPr>
+                <m:num>
+                  <m:r>
+                    <w:rPr>
+                      <w:rFonts w:ascii="Cambria Math" w:hAnsi="Cambria Math"/>
+                    </w:rPr>
+                    <m:t>2</m:t>
+                  </m:r>
+                  <m:r>
+                    <w:rPr>
+                      <w:rFonts w:ascii="Cambria Math" w:hAnsi="Cambria Math"/>
+                    </w:rPr>
+                    <m:t>πt</m:t>
+                  </m:r>
+                </m:num>
+                <m:den>
+                  <m:r>
+                    <w:rPr>
+                      <w:rFonts w:ascii="Cambria Math" w:hAnsi="Cambria Math"/>
+                    </w:rPr>
+                    <m:t>55</m:t>
+                  </m:r>
+                </m:den>
+              </m:f>
+            </m:e>
+          </m:d>
+          <m:r>
+            <m:rPr>
+              <m:sty m:val="p"/>
+            </m:rPr>
+            <w:rPr>
+              <w:rFonts w:ascii="Cambria Math" w:hAnsi="Cambria Math"/>
+            </w:rPr>
+            <m:t>.</m:t>
+          </m:r>
+        </m:oMath>
+      </m:oMathPara>
+    </w:p>
+    <w:p>
+      <w:pPr>
+        <w:pStyle w:val="FirstParagraph"/>
+        <w:jc w:val="right"/>
+      </w:pPr>
+      <w:r>
+        <w:rPr>
+          <w:b/>
+          <w:bCs/>
+        </w:rPr>
+        <w:t>(B10)</w:t>
+      </w:r>
+    </w:p>
+    <w:p>
+      <w:pPr>
+        <w:pStyle w:val="BodyText"/>
+      </w:pPr>
+      <w:r>
+        <w:t>For each case, the raw trailing 9-month rolling sum is</w:t>
+      </w:r>
+    </w:p>
+    <w:p>
+      <w:pPr>
+        <w:pStyle w:val="BodyText"/>
+      </w:pPr>
+      <m:oMathPara>
+        <m:oMathParaPr>
+          <m:jc m:val="center"/>
+        </m:oMathParaPr>
+        <m:oMath>
+          <m:sSub>
+            <m:sSubPr>
+              <m:ctrlPr>
+                <w:rPr>
+                  <w:rFonts w:ascii="Cambria Math" w:hAnsi="Cambria Math"/>
+                </w:rPr>
+              </m:ctrlPr>
+            </m:sSubPr>
+            <m:e>
+              <m:r>
+                <w:rPr>
+                  <w:rFonts w:ascii="Cambria Math" w:hAnsi="Cambria Math"/>
+                </w:rPr>
+                <m:t>I</m:t>
+              </m:r>
+            </m:e>
+            <m:sub>
+              <m:r>
+                <w:rPr>
+                  <w:rFonts w:ascii="Cambria Math" w:hAnsi="Cambria Math"/>
+                </w:rPr>
+                <m:t>i</m:t>
+              </m:r>
+              <m:r>
+                <m:rPr>
+                  <m:sty m:val="p"/>
+                </m:rPr>
+                <w:rPr>
+                  <w:rFonts w:ascii="Cambria Math" w:hAnsi="Cambria Math"/>
+                </w:rPr>
+                <m:t>,</m:t>
+              </m:r>
+              <m:r>
+                <w:rPr>
+                  <w:rFonts w:ascii="Cambria Math" w:hAnsi="Cambria Math"/>
+                </w:rPr>
+                <m:t>9</m:t>
+              </m:r>
+            </m:sub>
+          </m:sSub>
+          <m:r>
+            <m:rPr>
+              <m:sty m:val="p"/>
+            </m:rPr>
+            <w:rPr>
+              <w:rFonts w:ascii="Cambria Math" w:hAnsi="Cambria Math"/>
+            </w:rPr>
+            <m:t>(</m:t>
+          </m:r>
+          <m:r>
+            <w:rPr>
+              <w:rFonts w:ascii="Cambria Math" w:hAnsi="Cambria Math"/>
+            </w:rPr>
+            <m:t>t</m:t>
+          </m:r>
+          <m:r>
+            <m:rPr>
+              <m:sty m:val="p"/>
+            </m:rPr>
+            <w:rPr>
+              <w:rFonts w:ascii="Cambria Math" w:hAnsi="Cambria Math"/>
+            </w:rPr>
+            <m:t>)=</m:t>
+          </m:r>
+          <m:nary>
+            <m:naryPr>
+              <m:chr m:val="∑"/>
+              <m:limLoc m:val="undOvr"/>
+              <m:ctrlPr>
+                <w:rPr>
+                  <w:rFonts w:ascii="Cambria Math" w:hAnsi="Cambria Math"/>
+                </w:rPr>
+              </m:ctrlPr>
+            </m:naryPr>
+            <m:sub>
+              <m:r>
+                <w:rPr>
+                  <w:rFonts w:ascii="Cambria Math" w:hAnsi="Cambria Math"/>
+                </w:rPr>
+                <m:t>k</m:t>
+              </m:r>
+              <m:r>
+                <m:rPr>
+                  <m:sty m:val="p"/>
+                </m:rPr>
+                <w:rPr>
+                  <w:rFonts w:ascii="Cambria Math" w:hAnsi="Cambria Math"/>
+                </w:rPr>
+                <m:t>=</m:t>
+              </m:r>
+              <m:r>
+                <w:rPr>
+                  <w:rFonts w:ascii="Cambria Math" w:hAnsi="Cambria Math"/>
+                </w:rPr>
+                <m:t>0</m:t>
+              </m:r>
+            </m:sub>
+            <m:sup>
+              <m:r>
+                <w:rPr>
+                  <w:rFonts w:ascii="Cambria Math" w:hAnsi="Cambria Math"/>
+                </w:rPr>
+                <m:t>8</m:t>
+              </m:r>
+            </m:sup>
+            <m:e>
+              <m:sSub>
+                <m:sSubPr>
+                  <m:ctrlPr>
+                    <w:rPr>
+                      <w:rFonts w:ascii="Cambria Math" w:hAnsi="Cambria Math"/>
+                    </w:rPr>
+                  </m:ctrlPr>
+                </m:sSubPr>
+                <m:e>
+                  <m:r>
+                    <w:rPr>
+                      <w:rFonts w:ascii="Cambria Math" w:hAnsi="Cambria Math"/>
+                    </w:rPr>
+                    <m:t>Q</m:t>
+                  </m:r>
+                </m:e>
+                <m:sub>
+                  <m:r>
+                    <w:rPr>
+                      <w:rFonts w:ascii="Cambria Math" w:hAnsi="Cambria Math"/>
+                    </w:rPr>
+                    <m:t>i</m:t>
+                  </m:r>
+                </m:sub>
+              </m:sSub>
+            </m:e>
+          </m:nary>
+          <m:r>
+            <m:rPr>
+              <m:sty m:val="p"/>
+            </m:rPr>
+            <w:rPr>
+              <w:rFonts w:ascii="Cambria Math" w:hAnsi="Cambria Math"/>
+            </w:rPr>
+            <m:t>(</m:t>
+          </m:r>
+          <m:r>
+            <w:rPr>
+              <w:rFonts w:ascii="Cambria Math" w:hAnsi="Cambria Math"/>
+            </w:rPr>
+            <m:t>t</m:t>
+          </m:r>
+          <m:r>
+            <m:rPr>
+              <m:sty m:val="p"/>
+            </m:rPr>
+            <w:rPr>
+              <w:rFonts w:ascii="Cambria Math" w:hAnsi="Cambria Math"/>
+            </w:rPr>
+            <m:t>-</m:t>
+          </m:r>
+          <m:r>
+            <w:rPr>
+              <w:rFonts w:ascii="Cambria Math" w:hAnsi="Cambria Math"/>
+            </w:rPr>
+            <m:t>k</m:t>
+          </m:r>
+          <m:r>
+            <m:rPr>
+              <m:sty m:val="p"/>
+            </m:rPr>
+            <w:rPr>
+              <w:rFonts w:ascii="Cambria Math" w:hAnsi="Cambria Math"/>
+            </w:rPr>
+            <m:t>),</m:t>
+          </m:r>
+          <m:r>
+            <w:rPr>
+              <w:rFonts w:ascii="Cambria Math" w:hAnsi="Cambria Math"/>
+            </w:rPr>
+            <m:t>  </m:t>
+          </m:r>
+          <m:r>
+            <w:rPr>
+              <w:rFonts w:ascii="Cambria Math" w:hAnsi="Cambria Math"/>
+            </w:rPr>
+            <m:t>i</m:t>
+          </m:r>
+          <m:r>
+            <m:rPr>
+              <m:sty m:val="p"/>
+            </m:rPr>
+            <w:rPr>
+              <w:rFonts w:ascii="Cambria Math" w:hAnsi="Cambria Math"/>
+            </w:rPr>
+            <m:t>∈{full,-</m:t>
+          </m:r>
+          <m:r>
+            <w:rPr>
+              <w:rFonts w:ascii="Cambria Math" w:hAnsi="Cambria Math"/>
+            </w:rPr>
+            <m:t>12</m:t>
+          </m:r>
+          <m:r>
+            <m:rPr>
+              <m:sty m:val="p"/>
+            </m:rPr>
+            <w:rPr>
+              <w:rFonts w:ascii="Cambria Math" w:hAnsi="Cambria Math"/>
+            </w:rPr>
+            <m:t>,-</m:t>
+          </m:r>
+          <m:r>
+            <w:rPr>
+              <w:rFonts w:ascii="Cambria Math" w:hAnsi="Cambria Math"/>
+            </w:rPr>
+            <m:t>40</m:t>
+          </m:r>
+          <m:r>
+            <m:rPr>
+              <m:sty m:val="p"/>
+            </m:rPr>
+            <w:rPr>
+              <w:rFonts w:ascii="Cambria Math" w:hAnsi="Cambria Math"/>
+            </w:rPr>
+            <m:t>,-</m:t>
+          </m:r>
+          <m:r>
+            <w:rPr>
+              <w:rFonts w:ascii="Cambria Math" w:hAnsi="Cambria Math"/>
+            </w:rPr>
+            <m:t>55</m:t>
+          </m:r>
+          <m:r>
+            <m:rPr>
+              <m:sty m:val="p"/>
+            </m:rPr>
+            <w:rPr>
+              <w:rFonts w:ascii="Cambria Math" w:hAnsi="Cambria Math"/>
+            </w:rPr>
+            <m:t>}.</m:t>
+          </m:r>
+        </m:oMath>
+      </m:oMathPara>
+    </w:p>
+    <w:p>
+      <w:pPr>
+        <w:pStyle w:val="FirstParagraph"/>
+        <w:jc w:val="right"/>
+      </w:pPr>
+      <w:r>
+        <w:rPr>
+          <w:b/>
+          <w:bCs/>
+        </w:rPr>
+        <w:t>(B11)</w:t>
+      </w:r>
+    </w:p>
+    <w:p>
+      <w:pPr>
+        <w:pStyle w:val="BodyText"/>
+      </w:pPr>
+      <w:r>
+        <w:t>Every predictor is correlated with the same complete cumulative target:</w:t>
+      </w:r>
+    </w:p>
+    <w:p>
+      <w:pPr>
+        <w:pStyle w:val="BodyText"/>
+      </w:pPr>
+      <m:oMathPara>
+        <m:oMathParaPr>
+          <m:jc m:val="center"/>
+        </m:oMathParaPr>
+        <m:oMath>
+          <m:sSub>
+            <m:sSubPr>
+              <m:ctrlPr>
+                <w:rPr>
+                  <w:rFonts w:ascii="Cambria Math" w:hAnsi="Cambria Math"/>
+                </w:rPr>
+              </m:ctrlPr>
+            </m:sSubPr>
+            <m:e>
+              <m:r>
+                <w:rPr>
+                  <w:rFonts w:ascii="Cambria Math" w:hAnsi="Cambria Math"/>
+                </w:rPr>
+                <m:t>r</m:t>
+              </m:r>
+            </m:e>
+            <m:sub>
+              <m:r>
+                <w:rPr>
+                  <w:rFonts w:ascii="Cambria Math" w:hAnsi="Cambria Math"/>
+                </w:rPr>
+                <m:t>i</m:t>
+              </m:r>
+            </m:sub>
+          </m:sSub>
+          <m:r>
+            <m:rPr>
+              <m:sty m:val="p"/>
+            </m:rPr>
+            <w:rPr>
+              <w:rFonts w:ascii="Cambria Math" w:hAnsi="Cambria Math"/>
+            </w:rPr>
+            <m:t>=corr</m:t>
+          </m:r>
+          <m:d>
+            <m:dPr>
+              <m:begChr m:val="["/>
+              <m:endChr m:val="]"/>
+              <m:ctrlPr>
+                <w:rPr>
+                  <w:rFonts w:ascii="Cambria Math" w:hAnsi="Cambria Math"/>
+                </w:rPr>
+              </m:ctrlPr>
+            </m:dPr>
+            <m:e>
+              <m:sSub>
+                <m:sSubPr>
+                  <m:ctrlPr>
+                    <w:rPr>
+                      <w:rFonts w:ascii="Cambria Math" w:hAnsi="Cambria Math"/>
+                    </w:rPr>
+                  </m:ctrlPr>
+                </m:sSubPr>
+                <m:e>
+                  <m:r>
+                    <w:rPr>
+                      <w:rFonts w:ascii="Cambria Math" w:hAnsi="Cambria Math"/>
+                    </w:rPr>
+                    <m:t>I</m:t>
+                  </m:r>
+                </m:e>
+                <m:sub>
+                  <m:r>
+                    <w:rPr>
+                      <w:rFonts w:ascii="Cambria Math" w:hAnsi="Cambria Math"/>
+                    </w:rPr>
+                    <m:t>i</m:t>
+                  </m:r>
+                  <m:r>
+                    <m:rPr>
+                      <m:sty m:val="p"/>
+                    </m:rPr>
+                    <w:rPr>
+                      <w:rFonts w:ascii="Cambria Math" w:hAnsi="Cambria Math"/>
+                    </w:rPr>
+                    <m:t>,</m:t>
+                  </m:r>
+                  <m:r>
+                    <w:rPr>
+                      <w:rFonts w:ascii="Cambria Math" w:hAnsi="Cambria Math"/>
+                    </w:rPr>
+                    <m:t>9</m:t>
+                  </m:r>
+                </m:sub>
+              </m:sSub>
+              <m:r>
+                <m:rPr>
+                  <m:sty m:val="p"/>
+                </m:rPr>
+                <w:rPr>
+                  <w:rFonts w:ascii="Cambria Math" w:hAnsi="Cambria Math"/>
+                </w:rPr>
+                <m:t>(</m:t>
+              </m:r>
+              <m:r>
+                <w:rPr>
+                  <w:rFonts w:ascii="Cambria Math" w:hAnsi="Cambria Math"/>
+                </w:rPr>
+                <m:t>t</m:t>
+              </m:r>
+              <m:r>
+                <m:rPr>
+                  <m:sty m:val="p"/>
+                </m:rPr>
+                <w:rPr>
+                  <w:rFonts w:ascii="Cambria Math" w:hAnsi="Cambria Math"/>
+                </w:rPr>
+                <m:t>),</m:t>
+              </m:r>
+              <m:sSub>
+                <m:sSubPr>
+                  <m:ctrlPr>
+                    <w:rPr>
+                      <w:rFonts w:ascii="Cambria Math" w:hAnsi="Cambria Math"/>
+                    </w:rPr>
+                  </m:ctrlPr>
+                </m:sSubPr>
+                <m:e>
+                  <m:r>
+                    <w:rPr>
+                      <w:rFonts w:ascii="Cambria Math" w:hAnsi="Cambria Math"/>
+                    </w:rPr>
+                    <m:t>S</m:t>
+                  </m:r>
+                </m:e>
+                <m:sub>
+                  <m:r>
+                    <m:rPr>
+                      <m:sty m:val="p"/>
+                    </m:rPr>
+                    <w:rPr>
+                      <w:rFonts w:ascii="Cambria Math" w:hAnsi="Cambria Math"/>
+                    </w:rPr>
+                    <m:t>full</m:t>
+                  </m:r>
+                </m:sub>
+              </m:sSub>
+              <m:r>
+                <m:rPr>
+                  <m:sty m:val="p"/>
+                </m:rPr>
+                <w:rPr>
+                  <w:rFonts w:ascii="Cambria Math" w:hAnsi="Cambria Math"/>
+                </w:rPr>
+                <m:t>(</m:t>
+              </m:r>
+              <m:r>
+                <w:rPr>
+                  <w:rFonts w:ascii="Cambria Math" w:hAnsi="Cambria Math"/>
+                </w:rPr>
+                <m:t>t</m:t>
+              </m:r>
+              <m:r>
+                <m:rPr>
+                  <m:sty m:val="p"/>
+                </m:rPr>
+                <w:rPr>
+                  <w:rFonts w:ascii="Cambria Math" w:hAnsi="Cambria Math"/>
+                </w:rPr>
+                <m:t>)</m:t>
+              </m:r>
+            </m:e>
+          </m:d>
+          <m:r>
+            <m:rPr>
+              <m:sty m:val="p"/>
+            </m:rPr>
+            <w:rPr>
+              <w:rFonts w:ascii="Cambria Math" w:hAnsi="Cambria Math"/>
+            </w:rPr>
+            <m:t>.</m:t>
+          </m:r>
+        </m:oMath>
+      </m:oMathPara>
+    </w:p>
+    <w:p>
+      <w:pPr>
+        <w:pStyle w:val="FirstParagraph"/>
+        <w:jc w:val="right"/>
+      </w:pPr>
+      <w:r>
+        <w:rPr>
+          <w:b/>
+          <w:bCs/>
+        </w:rPr>
+        <w:t>(B12)</w:t>
+      </w:r>
+    </w:p>
+    <w:p>
+      <w:pPr>
+        <w:pStyle w:val="BodyText"/>
+      </w:pPr>
+      <w:r>
+        <w:t>This is leave-one-component-out, not leave-one-observation-out cross-validation. The predictor changes, but the target is never reconstructed after a component is removed.</w:t>
+      </w:r>
+    </w:p>
+    <w:tbl>
+      <w:tblPr>
+        <w:tblStyle w:val="Table"/>
+        <w:tblW w:w="5000" w:type="pct"/>
+        <w:tblLayout w:type="fixed"/>
+        <w:tblLook w:val="0020" w:firstRow="1" w:lastRow="0" w:firstColumn="0" w:lastColumn="0" w:noHBand="0" w:noVBand="0"/>
+      </w:tblPr>
+      <w:tblGrid>
+        <w:gridCol w:w="3192"/>
+        <w:gridCol w:w="3192"/>
+        <w:gridCol w:w="3192"/>
+      </w:tblGrid>
+      <w:tr>
+        <w:trPr>
+          <w:cnfStyle w:val="100000000000" w:firstRow="1" w:lastRow="0" w:firstColumn="0" w:lastColumn="0" w:oddVBand="0" w:evenVBand="0" w:oddHBand="0" w:evenHBand="0" w:firstRowFirstColumn="0" w:firstRowLastColumn="0" w:lastRowFirstColumn="0" w:lastRowLastColumn="0"/>
+          <w:tblHeader/>
+        </w:trPr>
+        <w:tc>
+          <w:tcPr>
+            <w:tcW w:w="2640" w:type="dxa"/>
+          </w:tcPr>
+          <w:p>
+            <w:pPr>
+              <w:pStyle w:val="Compact"/>
+            </w:pPr>
+            <w:r>
+              <w:t>Predictor</w:t>
+            </w:r>
+          </w:p>
+        </w:tc>
+        <w:tc>
+          <w:tcPr>
+            <w:tcW w:w="2640" w:type="dxa"/>
+          </w:tcPr>
+          <w:p>
+            <w:pPr>
+              <w:pStyle w:val="Compact"/>
+              <w:jc w:val="right"/>
+            </w:pPr>
+            <w:r>
+              <w:t xml:space="preserve">Correlation with fixed </w:t>
+            </w:r>
+            <m:oMath>
+              <m:sSub>
+                <m:sSubPr>
+                  <m:ctrlPr>
+                    <w:rPr>
+                      <w:rFonts w:ascii="Cambria Math" w:hAnsi="Cambria Math"/>
+                    </w:rPr>
+                  </m:ctrlPr>
+                </m:sSubPr>
+                <m:e>
+                  <m:r>
+                    <w:rPr>
+                      <w:rFonts w:ascii="Cambria Math" w:hAnsi="Cambria Math"/>
+                    </w:rPr>
+                    <m:t>S</m:t>
+                  </m:r>
+                </m:e>
+                <m:sub>
+                  <m:r>
+                    <m:rPr>
+                      <m:sty m:val="p"/>
+                    </m:rPr>
+                    <w:rPr>
+                      <w:rFonts w:ascii="Cambria Math" w:hAnsi="Cambria Math"/>
+                    </w:rPr>
+                    <m:t>full</m:t>
+                  </m:r>
+                </m:sub>
+              </m:sSub>
+            </m:oMath>
+          </w:p>
+        </w:tc>
+        <w:tc>
+          <w:tcPr>
+            <w:tcW w:w="2640" w:type="dxa"/>
+          </w:tcPr>
+          <w:p>
+            <w:pPr>
+              <w:pStyle w:val="Compact"/>
+              <w:jc w:val="right"/>
+            </w:pPr>
+            <w:r>
+              <w:t>Change from full predictor</w:t>
+            </w:r>
+          </w:p>
+        </w:tc>
+      </w:tr>
+      <w:tr>
+        <w:tc>
+          <w:tcPr>
+            <w:tcW w:w="2640" w:type="dxa"/>
+          </w:tcPr>
+          <w:p>
+            <w:pPr>
+              <w:pStyle w:val="Compact"/>
+            </w:pPr>
+            <w:r>
+              <w:t>Full-</w:t>
+            </w:r>
+            <m:oMath>
+              <m:r>
+                <w:rPr>
+                  <w:rFonts w:ascii="Cambria Math" w:hAnsi="Cambria Math"/>
+                </w:rPr>
+                <m:t>Q</m:t>
+              </m:r>
+            </m:oMath>
+            <w:r>
+              <w:t xml:space="preserve"> 9-month rolling sum</w:t>
+            </w:r>
+          </w:p>
+        </w:tc>
+        <w:tc>
+          <w:tcPr>
+            <w:tcW w:w="2640" w:type="dxa"/>
+          </w:tcPr>
+          <w:p>
+            <w:pPr>
+              <w:pStyle w:val="Compact"/>
+              <w:jc w:val="right"/>
+            </w:pPr>
+            <w:r>
+              <w:t>0.5114</w:t>
+            </w:r>
+          </w:p>
+        </w:tc>
+        <w:tc>
+          <w:tcPr>
+            <w:tcW w:w="2640" w:type="dxa"/>
+          </w:tcPr>
+          <w:p>
+            <w:pPr>
+              <w:pStyle w:val="Compact"/>
+              <w:jc w:val="right"/>
+            </w:pPr>
+            <w:r>
+              <w:t>–</w:t>
+            </w:r>
+          </w:p>
+        </w:tc>
+      </w:tr>
+      <w:tr>
+        <w:tc>
+          <w:tcPr>
+            <w:tcW w:w="2640" w:type="dxa"/>
+          </w:tcPr>
+          <w:p>
+            <w:pPr>
+              <w:pStyle w:val="Compact"/>
+            </w:pPr>
+            <w:r>
+              <w:t>Without 12-month component</w:t>
+            </w:r>
+          </w:p>
+        </w:tc>
+        <w:tc>
+          <w:tcPr>
+            <w:tcW w:w="2640" w:type="dxa"/>
+          </w:tcPr>
+          <w:p>
+            <w:pPr>
+              <w:pStyle w:val="Compact"/>
+              <w:jc w:val="right"/>
+            </w:pPr>
+            <w:r>
+              <w:t>0.4998</w:t>
+            </w:r>
+          </w:p>
+        </w:tc>
+        <w:tc>
+          <w:tcPr>
+            <w:tcW w:w="2640" w:type="dxa"/>
+          </w:tcPr>
+          <w:p>
+            <w:pPr>
+              <w:pStyle w:val="Compact"/>
+              <w:jc w:val="right"/>
+            </w:pPr>
+            <w:r>
+              <w:t>-0.0116</w:t>
+            </w:r>
+          </w:p>
+        </w:tc>
+      </w:tr>
+      <w:tr>
+        <w:tc>
+          <w:tcPr>
+            <w:tcW w:w="2640" w:type="dxa"/>
+          </w:tcPr>
+          <w:p>
+            <w:pPr>
+              <w:pStyle w:val="Compact"/>
+            </w:pPr>
+            <w:r>
+              <w:t>Without 40-month component</w:t>
+            </w:r>
+          </w:p>
+        </w:tc>
+        <w:tc>
+          <w:tcPr>
+            <w:tcW w:w="2640" w:type="dxa"/>
+          </w:tcPr>
+          <w:p>
+            <w:pPr>
+              <w:pStyle w:val="Compact"/>
+              <w:jc w:val="right"/>
+            </w:pPr>
+            <w:r>
+              <w:t>0.2952</w:t>
+            </w:r>
+          </w:p>
+        </w:tc>
+        <w:tc>
+          <w:tcPr>
+            <w:tcW w:w="2640" w:type="dxa"/>
+          </w:tcPr>
+          <w:p>
+            <w:pPr>
+              <w:pStyle w:val="Compact"/>
+              <w:jc w:val="right"/>
+            </w:pPr>
+            <w:r>
+              <w:t>-0.2162</w:t>
+            </w:r>
+          </w:p>
+        </w:tc>
+      </w:tr>
+      <w:tr>
+        <w:tc>
+          <w:tcPr>
+            <w:tcW w:w="2640" w:type="dxa"/>
+          </w:tcPr>
+          <w:p>
+            <w:pPr>
+              <w:pStyle w:val="Compact"/>
+            </w:pPr>
+            <w:r>
+              <w:t>Without 55-month component</w:t>
+            </w:r>
+          </w:p>
+        </w:tc>
+        <w:tc>
+          <w:tcPr>
+            <w:tcW w:w="2640" w:type="dxa"/>
+          </w:tcPr>
+          <w:p>
+            <w:pPr>
+              <w:pStyle w:val="Compact"/>
+              <w:jc w:val="right"/>
+            </w:pPr>
+            <w:r>
+              <w:t>0.4361</w:t>
+            </w:r>
+          </w:p>
+        </w:tc>
+        <w:tc>
+          <w:tcPr>
+            <w:tcW w:w="2640" w:type="dxa"/>
+          </w:tcPr>
+          <w:p>
+            <w:pPr>
+              <w:pStyle w:val="Compact"/>
+              <w:jc w:val="right"/>
+            </w:pPr>
+            <w:r>
+              <w:t>-0.0753</w:t>
+            </w:r>
+          </w:p>
+        </w:tc>
+      </w:tr>
+    </w:tbl>
+    <w:p>
+      <w:pPr>
+        <w:pStyle w:val="BodyText"/>
+      </w:pPr>
+      <w:r>
+        <w:t>The numerical differences quantify sensitivity to omission of each imposed component. They are not evidence that the corresponding periods constitute physical modes in the model simulations.</w:t>
       </w:r>
     </w:p>
     <w:p>
@@ -1314,16 +3246,16 @@
         </w:rPr>
         <w:lastRenderedPageBreak/>
         <w:drawing>
-          <wp:inline distT="0" distB="0" distL="0" distR="0" wp14:anchorId="51AA4AC4" wp14:editId="0D030F35">
+          <wp:inline distT="0" distB="0" distL="0" distR="0" wp14:anchorId="766709BF" wp14:editId="69EDE0B1">
             <wp:extent cx="5067300" cy="1879376"/>
             <wp:effectExtent l="0" t="0" r="0" b="0"/>
-            <wp:docPr id="11" name="Picture" descr="Figure B1. Comparison between the fixed cumulative synthetic target and trailing 9-month rolling sums. The fixed target S_{\mathrm{full}} is the cumulative sum of the complete synthetic signal. The predictors are constructed from the complete signal and from variants with individual imposed components removed. The left panel shows separately standardised time series for visual comparison. The right panel shows correlations calculated separately for each endpoint calendar month across years. The component-removal curves serve as controlled illustrations of how modifying a predictor changes its relationship with an unchanged cumulative target; they are not used to attribute physical periodicities in the model simulations."/>
+            <wp:docPr id="12" name="Picture" descr="Figure B1. Leave-one-component-out comparison for the synthetic 9-month rolling-sum experiment. The grey line is the complete cumulative target S_{\mathrm{full}}. The black line is the raw 9-month rolling sum of the complete Q_{\mathrm{full}}, and the coloured lines are rolling sums after one imposed component is removed. Time series are standardised separately for display; correlations use unstandardised values. The target remains unchanged."/>
             <wp:cNvGraphicFramePr/>
             <a:graphic xmlns:a="http://schemas.openxmlformats.org/drawingml/2006/main">
               <a:graphicData uri="http://schemas.openxmlformats.org/drawingml/2006/picture">
                 <pic:pic xmlns:pic="http://schemas.openxmlformats.org/drawingml/2006/picture">
                   <pic:nvPicPr>
-                    <pic:cNvPr id="12" name="Picture" descr="figures/dummy_9month_component_removal_comparison.png"/>
+                    <pic:cNvPr id="13" name="Picture" descr="figures/dummy_9month_component_removal_comparison.png"/>
                     <pic:cNvPicPr>
                       <a:picLocks noChangeAspect="1" noChangeArrowheads="1"/>
                     </pic:cNvPicPr>
@@ -1359,375 +3291,16 @@
     <w:p>
       <w:pPr>
         <w:pStyle w:val="ImageCaption"/>
-        <w:rPr>
-          <w:sz w:val="20"/>
-          <w:szCs w:val="20"/>
-        </w:rPr>
       </w:pPr>
       <w:r>
         <w:rPr>
           <w:b/>
           <w:bCs/>
-          <w:sz w:val="20"/>
-          <w:szCs w:val="20"/>
         </w:rPr>
         <w:t>Figure B1.</w:t>
       </w:r>
       <w:r>
-        <w:rPr>
-          <w:sz w:val="20"/>
-          <w:szCs w:val="20"/>
-        </w:rPr>
-        <w:t xml:space="preserve"> Comparison between the fixed cumulative synthetic target and trailing 9-month rolling sums. The fixed target </w:t>
-      </w:r>
-      <m:oMath>
-        <m:sSub>
-          <m:sSubPr>
-            <m:ctrlPr>
-              <w:rPr>
-                <w:rFonts w:ascii="Cambria Math" w:hAnsi="Cambria Math"/>
-                <w:sz w:val="20"/>
-                <w:szCs w:val="20"/>
-              </w:rPr>
-            </m:ctrlPr>
-          </m:sSubPr>
-          <m:e>
-            <m:r>
-              <w:rPr>
-                <w:rFonts w:ascii="Cambria Math" w:hAnsi="Cambria Math"/>
-                <w:sz w:val="20"/>
-                <w:szCs w:val="20"/>
-              </w:rPr>
-              <m:t>S</m:t>
-            </m:r>
-          </m:e>
-          <m:sub>
-            <m:r>
-              <w:rPr>
-                <w:rFonts w:ascii="Cambria Math" w:hAnsi="Cambria Math"/>
-                <w:sz w:val="20"/>
-                <w:szCs w:val="20"/>
-              </w:rPr>
-              <m:t>full</m:t>
-            </m:r>
-          </m:sub>
-        </m:sSub>
-      </m:oMath>
-      <w:r>
-        <w:rPr>
-          <w:sz w:val="20"/>
-          <w:szCs w:val="20"/>
-        </w:rPr>
-        <w:t xml:space="preserve"> </w:t>
-      </w:r>
-      <w:r>
-        <w:rPr>
-          <w:sz w:val="20"/>
-          <w:szCs w:val="20"/>
-        </w:rPr>
-        <w:t xml:space="preserve">is the cumulative sum of the complete synthetic signal. The predictors are constructed from the complete signal and from variants with individual imposed components removed. The left panel shows separately standardised time series for visual comparison. The right panel shows correlations calculated separately for each endpoint calendar month across years. The component-removal curves serve as controlled illustrations of how modifying a predictor changes its relationship with an unchanged cumulative target; </w:t>
-      </w:r>
-      <w:r>
-        <w:rPr>
-          <w:sz w:val="20"/>
-          <w:szCs w:val="20"/>
-        </w:rPr>
-        <w:t>they are not used to attribute physical periodicities in the model simulations.</w:t>
-      </w:r>
-    </w:p>
-    <w:p>
-      <w:pPr>
-        <w:pStyle w:val="BodyText"/>
-      </w:pPr>
-      <w:r>
-        <w:t xml:space="preserve">For an endpoint calendar month </w:t>
-      </w:r>
-      <m:oMath>
-        <m:r>
-          <w:rPr>
-            <w:rFonts w:ascii="Cambria Math" w:hAnsi="Cambria Math"/>
-          </w:rPr>
-          <m:t>m</m:t>
-        </m:r>
-      </m:oMath>
-      <w:r>
-        <w:t>, the monthly coefficient is</w:t>
-      </w:r>
-    </w:p>
-    <w:p>
-      <w:pPr>
-        <w:pStyle w:val="BodyText"/>
-      </w:pPr>
-      <m:oMathPara>
-        <m:oMathParaPr>
-          <m:jc m:val="center"/>
-        </m:oMathParaPr>
-        <m:oMath>
-          <m:sSub>
-            <m:sSubPr>
-              <m:ctrlPr>
-                <w:rPr>
-                  <w:rFonts w:ascii="Cambria Math" w:hAnsi="Cambria Math"/>
-                </w:rPr>
-              </m:ctrlPr>
-            </m:sSubPr>
-            <m:e>
-              <m:r>
-                <w:rPr>
-                  <w:rFonts w:ascii="Cambria Math" w:hAnsi="Cambria Math"/>
-                </w:rPr>
-                <m:t>r</m:t>
-              </m:r>
-            </m:e>
-            <m:sub>
-              <m:r>
-                <w:rPr>
-                  <w:rFonts w:ascii="Cambria Math" w:hAnsi="Cambria Math"/>
-                </w:rPr>
-                <m:t>i</m:t>
-              </m:r>
-              <m:r>
-                <m:rPr>
-                  <m:sty m:val="p"/>
-                </m:rPr>
-                <w:rPr>
-                  <w:rFonts w:ascii="Cambria Math" w:hAnsi="Cambria Math"/>
-                </w:rPr>
-                <m:t>,</m:t>
-              </m:r>
-              <m:r>
-                <w:rPr>
-                  <w:rFonts w:ascii="Cambria Math" w:hAnsi="Cambria Math"/>
-                </w:rPr>
-                <m:t>m</m:t>
-              </m:r>
-            </m:sub>
-          </m:sSub>
-          <m:r>
-            <m:rPr>
-              <m:sty m:val="p"/>
-            </m:rPr>
-            <w:rPr>
-              <w:rFonts w:ascii="Cambria Math" w:hAnsi="Cambria Math"/>
-            </w:rPr>
-            <m:t>=</m:t>
-          </m:r>
-          <m:sSub>
-            <m:sSubPr>
-              <m:ctrlPr>
-                <w:rPr>
-                  <w:rFonts w:ascii="Cambria Math" w:hAnsi="Cambria Math"/>
-                </w:rPr>
-              </m:ctrlPr>
-            </m:sSubPr>
-            <m:e>
-              <m:r>
-                <m:rPr>
-                  <m:sty m:val="p"/>
-                </m:rPr>
-                <w:rPr>
-                  <w:rFonts w:ascii="Cambria Math" w:hAnsi="Cambria Math"/>
-                </w:rPr>
-                <m:t>corr</m:t>
-              </m:r>
-            </m:e>
-            <m:sub>
-              <m:r>
-                <w:rPr>
-                  <w:rFonts w:ascii="Cambria Math" w:hAnsi="Cambria Math"/>
-                </w:rPr>
-                <m:t>y</m:t>
-              </m:r>
-            </m:sub>
-          </m:sSub>
-          <m:d>
-            <m:dPr>
-              <m:begChr m:val="["/>
-              <m:endChr m:val="]"/>
-              <m:ctrlPr>
-                <w:rPr>
-                  <w:rFonts w:ascii="Cambria Math" w:hAnsi="Cambria Math"/>
-                </w:rPr>
-              </m:ctrlPr>
-            </m:dPr>
-            <m:e>
-              <m:sSub>
-                <m:sSubPr>
-                  <m:ctrlPr>
-                    <w:rPr>
-                      <w:rFonts w:ascii="Cambria Math" w:hAnsi="Cambria Math"/>
-                    </w:rPr>
-                  </m:ctrlPr>
-                </m:sSubPr>
-                <m:e>
-                  <m:r>
-                    <w:rPr>
-                      <w:rFonts w:ascii="Cambria Math" w:hAnsi="Cambria Math"/>
-                    </w:rPr>
-                    <m:t>I</m:t>
-                  </m:r>
-                </m:e>
-                <m:sub>
-                  <m:r>
-                    <w:rPr>
-                      <w:rFonts w:ascii="Cambria Math" w:hAnsi="Cambria Math"/>
-                    </w:rPr>
-                    <m:t>i</m:t>
-                  </m:r>
-                  <m:r>
-                    <m:rPr>
-                      <m:sty m:val="p"/>
-                    </m:rPr>
-                    <w:rPr>
-                      <w:rFonts w:ascii="Cambria Math" w:hAnsi="Cambria Math"/>
-                    </w:rPr>
-                    <m:t>,</m:t>
-                  </m:r>
-                  <m:r>
-                    <w:rPr>
-                      <w:rFonts w:ascii="Cambria Math" w:hAnsi="Cambria Math"/>
-                    </w:rPr>
-                    <m:t>9</m:t>
-                  </m:r>
-                </m:sub>
-              </m:sSub>
-              <m:r>
-                <m:rPr>
-                  <m:sty m:val="p"/>
-                </m:rPr>
-                <w:rPr>
-                  <w:rFonts w:ascii="Cambria Math" w:hAnsi="Cambria Math"/>
-                </w:rPr>
-                <m:t>(</m:t>
-              </m:r>
-              <m:r>
-                <w:rPr>
-                  <w:rFonts w:ascii="Cambria Math" w:hAnsi="Cambria Math"/>
-                </w:rPr>
-                <m:t>y</m:t>
-              </m:r>
-              <m:r>
-                <m:rPr>
-                  <m:sty m:val="p"/>
-                </m:rPr>
-                <w:rPr>
-                  <w:rFonts w:ascii="Cambria Math" w:hAnsi="Cambria Math"/>
-                </w:rPr>
-                <m:t>,</m:t>
-              </m:r>
-              <m:r>
-                <w:rPr>
-                  <w:rFonts w:ascii="Cambria Math" w:hAnsi="Cambria Math"/>
-                </w:rPr>
-                <m:t>m</m:t>
-              </m:r>
-              <m:r>
-                <m:rPr>
-                  <m:sty m:val="p"/>
-                </m:rPr>
-                <w:rPr>
-                  <w:rFonts w:ascii="Cambria Math" w:hAnsi="Cambria Math"/>
-                </w:rPr>
-                <m:t>),</m:t>
-              </m:r>
-              <m:sSub>
-                <m:sSubPr>
-                  <m:ctrlPr>
-                    <w:rPr>
-                      <w:rFonts w:ascii="Cambria Math" w:hAnsi="Cambria Math"/>
-                    </w:rPr>
-                  </m:ctrlPr>
-                </m:sSubPr>
-                <m:e>
-                  <m:r>
-                    <w:rPr>
-                      <w:rFonts w:ascii="Cambria Math" w:hAnsi="Cambria Math"/>
-                    </w:rPr>
-                    <m:t>S</m:t>
-                  </m:r>
-                </m:e>
-                <m:sub>
-                  <m:r>
-                    <m:rPr>
-                      <m:sty m:val="p"/>
-                    </m:rPr>
-                    <w:rPr>
-                      <w:rFonts w:ascii="Cambria Math" w:hAnsi="Cambria Math"/>
-                    </w:rPr>
-                    <m:t>full</m:t>
-                  </m:r>
-                </m:sub>
-              </m:sSub>
-              <m:r>
-                <m:rPr>
-                  <m:sty m:val="p"/>
-                </m:rPr>
-                <w:rPr>
-                  <w:rFonts w:ascii="Cambria Math" w:hAnsi="Cambria Math"/>
-                </w:rPr>
-                <m:t>(</m:t>
-              </m:r>
-              <m:r>
-                <w:rPr>
-                  <w:rFonts w:ascii="Cambria Math" w:hAnsi="Cambria Math"/>
-                </w:rPr>
-                <m:t>y</m:t>
-              </m:r>
-              <m:r>
-                <m:rPr>
-                  <m:sty m:val="p"/>
-                </m:rPr>
-                <w:rPr>
-                  <w:rFonts w:ascii="Cambria Math" w:hAnsi="Cambria Math"/>
-                </w:rPr>
-                <m:t>,</m:t>
-              </m:r>
-              <m:r>
-                <w:rPr>
-                  <w:rFonts w:ascii="Cambria Math" w:hAnsi="Cambria Math"/>
-                </w:rPr>
-                <m:t>m</m:t>
-              </m:r>
-              <m:r>
-                <m:rPr>
-                  <m:sty m:val="p"/>
-                </m:rPr>
-                <w:rPr>
-                  <w:rFonts w:ascii="Cambria Math" w:hAnsi="Cambria Math"/>
-                </w:rPr>
-                <m:t>)</m:t>
-              </m:r>
-            </m:e>
-          </m:d>
-          <m:r>
-            <m:rPr>
-              <m:sty m:val="p"/>
-            </m:rPr>
-            <w:rPr>
-              <w:rFonts w:ascii="Cambria Math" w:hAnsi="Cambria Math"/>
-            </w:rPr>
-            <m:t>,</m:t>
-          </m:r>
-        </m:oMath>
-      </m:oMathPara>
-    </w:p>
-    <w:p>
-      <w:pPr>
-        <w:pStyle w:val="FirstParagraph"/>
-      </w:pPr>
-      <w:r>
-        <w:t xml:space="preserve">where </w:t>
-      </w:r>
-      <m:oMath>
-        <m:r>
-          <w:rPr>
-            <w:rFonts w:ascii="Cambria Math" w:hAnsi="Cambria Math"/>
-          </w:rPr>
-          <m:t>y</m:t>
-        </m:r>
-      </m:oMath>
-      <w:r>
-        <w:t xml:space="preserve"> indexes years. For example, the May coefficient correlates the September-to-May rolling sum from each year with </w:t>
+        <w:t xml:space="preserve"> Leave-one-component-out comparison for the synthetic 9-month rolling-sum experiment. The grey line is the complete cumulative target </w:t>
       </w:r>
       <m:oMath>
         <m:sSub>
@@ -1748,9 +3321,6 @@
           </m:e>
           <m:sub>
             <m:r>
-              <m:rPr>
-                <m:sty m:val="p"/>
-              </m:rPr>
               <w:rPr>
                 <w:rFonts w:ascii="Cambria Math" w:hAnsi="Cambria Math"/>
               </w:rPr>
@@ -1760,50 +3330,80 @@
         </m:sSub>
       </m:oMath>
       <w:r>
-        <w:t xml:space="preserve"> evaluated in May of the same year. Adjacent endpoint months use strongly overlapping 9-month windows.</w:t>
-      </w:r>
-    </w:p>
-    <w:p>
-      <w:pPr>
-        <w:spacing w:after="160" w:line="278" w:lineRule="auto"/>
-        <w:rPr>
-          <w:b/>
-          <w:bCs/>
-          <w:kern w:val="2"/>
-          <w:lang w:val="en-AU" w:eastAsia="zh-TW"/>
-          <w14:ligatures w14:val="standardContextual"/>
-        </w:rPr>
-      </w:pPr>
-      <w:bookmarkStart w:id="3" w:name="b.3-lag-by-lag-covariance-decomposition"/>
-      <w:bookmarkEnd w:id="2"/>
-      <w:r>
-        <w:rPr>
-          <w:b/>
-          <w:bCs/>
-          <w:kern w:val="2"/>
-          <w:lang w:val="en-AU" w:eastAsia="zh-TW"/>
-        </w:rPr>
-        <w:t xml:space="preserve">Appendix </w:t>
-      </w:r>
-      <w:r>
-        <w:rPr>
-          <w:b/>
-          <w:bCs/>
-          <w:kern w:val="2"/>
-          <w:lang w:val="en-AU" w:eastAsia="zh-TW"/>
-          <w14:ligatures w14:val="standardContextual"/>
-        </w:rPr>
-        <w:t>B</w:t>
-      </w:r>
-      <w:r>
-        <w:rPr>
-          <w:b/>
-          <w:bCs/>
-          <w:kern w:val="2"/>
-          <w:lang w:val="en-AU" w:eastAsia="zh-TW"/>
-          <w14:ligatures w14:val="standardContextual"/>
-        </w:rPr>
-        <w:t>3 Lag-by-lag covariance decomposition</w:t>
+        <w:t xml:space="preserve">. The black line is the raw 9-month rolling sum of the complete </w:t>
+      </w:r>
+      <m:oMath>
+        <m:sSub>
+          <m:sSubPr>
+            <m:ctrlPr>
+              <w:rPr>
+                <w:rFonts w:ascii="Cambria Math" w:hAnsi="Cambria Math"/>
+              </w:rPr>
+            </m:ctrlPr>
+          </m:sSubPr>
+          <m:e>
+            <m:r>
+              <w:rPr>
+                <w:rFonts w:ascii="Cambria Math" w:hAnsi="Cambria Math"/>
+              </w:rPr>
+              <m:t>Q</m:t>
+            </m:r>
+          </m:e>
+          <m:sub>
+            <m:r>
+              <w:rPr>
+                <w:rFonts w:ascii="Cambria Math" w:hAnsi="Cambria Math"/>
+              </w:rPr>
+              <m:t>full</m:t>
+            </m:r>
+          </m:sub>
+        </m:sSub>
+      </m:oMath>
+      <w:r>
+        <w:t>, and the coloured lines are rolling sums after one imposed component is removed. Time series are standardised separately for display; correlations use unstandardised values. The target remains unchanged.</w:t>
+      </w:r>
+    </w:p>
+    <w:p>
+      <w:pPr>
+        <w:pStyle w:val="BodyText"/>
+      </w:pPr>
+      <w:r>
+        <w:t>The complete-</w:t>
+      </w:r>
+      <m:oMath>
+        <m:r>
+          <w:rPr>
+            <w:rFonts w:ascii="Cambria Math" w:hAnsi="Cambria Math"/>
+          </w:rPr>
+          <m:t>Q</m:t>
+        </m:r>
+      </m:oMath>
+      <w:r>
+        <w:t xml:space="preserve"> and without-12 curves overlap in the calendar-month panel even though raw </w:t>
+      </w:r>
+      <m:oMath>
+        <m:r>
+          <w:rPr>
+            <w:rFonts w:ascii="Cambria Math" w:hAnsi="Cambria Math"/>
+          </w:rPr>
+          <m:t>Q</m:t>
+        </m:r>
+      </m:oMath>
+      <w:r>
+        <w:t xml:space="preserve"> </w:t>
+      </w:r>
+      <w:r>
+        <w:t>is used. Within a fixed calendar month across years, the perfectly repeating 12-month component contributes a constant offset. Pearson correlation is invariant to a constant offset. This does not mean that an anomaly was removed.</w:t>
+      </w:r>
+    </w:p>
+    <w:p>
+      <w:pPr>
+        <w:pStyle w:val="Heading2"/>
+      </w:pPr>
+      <w:bookmarkStart w:id="4" w:name="Xb365220787e59e015fff7a08d2c3f87a346167e"/>
+      <w:bookmarkEnd w:id="3"/>
+      <w:r>
+        <w:t>B3: How the nine monthly contributions form the endpoint correlation</w:t>
       </w:r>
     </w:p>
     <w:p>
@@ -1811,7 +3411,7 @@
         <w:pStyle w:val="FirstParagraph"/>
       </w:pPr>
       <w:r>
-        <w:t>The covariance between the 9-month rolling sum and the cumulative target can be decomposed exactly:</w:t>
+        <w:t>Because covariance is linear, the endpoint-month covariance can be separated into contributions from the endpoint value and the preceding eight values:</w:t>
       </w:r>
     </w:p>
     <w:p>
@@ -1919,14 +3519,14 @@
                   </m:r>
                 </m:sup>
                 <m:e>
-                  <m:sSubSup>
-                    <m:sSubSupPr>
+                  <m:sSub>
+                    <m:sSubPr>
                       <m:ctrlPr>
                         <w:rPr>
                           <w:rFonts w:ascii="Cambria Math" w:hAnsi="Cambria Math"/>
                         </w:rPr>
                       </m:ctrlPr>
-                    </m:sSubSupPr>
+                    </m:sSubPr>
                     <m:e>
                       <m:r>
                         <w:rPr>
@@ -1958,18 +3558,7 @@
                         <m:t>k</m:t>
                       </m:r>
                     </m:sub>
-                    <m:sup>
-                      <m:r>
-                        <m:rPr>
-                          <m:sty m:val="p"/>
-                        </m:rPr>
-                        <w:rPr>
-                          <w:rFonts w:ascii="Cambria Math" w:hAnsi="Cambria Math"/>
-                        </w:rPr>
-                        <m:t>'</m:t>
-                      </m:r>
-                    </m:sup>
-                  </m:sSubSup>
+                  </m:sSub>
                 </m:e>
               </m:nary>
             </m:e>
@@ -2081,14 +3670,14 @@
                 </w:rPr>
                 <m:t>,</m:t>
               </m:r>
-              <m:sSubSup>
-                <m:sSubSupPr>
+              <m:sSub>
+                <m:sSubPr>
                   <m:ctrlPr>
                     <w:rPr>
                       <w:rFonts w:ascii="Cambria Math" w:hAnsi="Cambria Math"/>
                     </w:rPr>
                   </m:ctrlPr>
-                </m:sSubSupPr>
+                </m:sSubPr>
                 <m:e>
                   <m:r>
                     <w:rPr>
@@ -2120,18 +3709,7 @@
                     <m:t>k</m:t>
                   </m:r>
                 </m:sub>
-                <m:sup>
-                  <m:r>
-                    <m:rPr>
-                      <m:sty m:val="p"/>
-                    </m:rPr>
-                    <w:rPr>
-                      <w:rFonts w:ascii="Cambria Math" w:hAnsi="Cambria Math"/>
-                    </w:rPr>
-                    <m:t>'</m:t>
-                  </m:r>
-                </m:sup>
-              </m:sSubSup>
+              </m:sSub>
             </m:e>
           </m:d>
           <m:r>
@@ -2149,9 +3727,22 @@
     <w:p>
       <w:pPr>
         <w:pStyle w:val="FirstParagraph"/>
-      </w:pPr>
-      <w:r>
-        <w:t xml:space="preserve">The contribution of lag </w:t>
+        <w:jc w:val="right"/>
+      </w:pPr>
+      <w:r>
+        <w:rPr>
+          <w:b/>
+          <w:bCs/>
+        </w:rPr>
+        <w:t>(B13)</w:t>
+      </w:r>
+    </w:p>
+    <w:p>
+      <w:pPr>
+        <w:pStyle w:val="BodyText"/>
+      </w:pPr>
+      <w:r>
+        <w:t xml:space="preserve">Define the contribution of lag </w:t>
       </w:r>
       <m:oMath>
         <m:r>
@@ -2162,7 +3753,7 @@
         </m:r>
       </m:oMath>
       <w:r>
-        <w:t xml:space="preserve"> to the correlation for endpoint month </w:t>
+        <w:t xml:space="preserve"> for endpoint month </w:t>
       </w:r>
       <m:oMath>
         <m:r>
@@ -2173,7 +3764,7 @@
         </m:r>
       </m:oMath>
       <w:r>
-        <w:t xml:space="preserve"> is defined as</w:t>
+        <w:t xml:space="preserve"> as</w:t>
       </w:r>
     </w:p>
     <w:p>
@@ -2297,14 +3888,14 @@
                     </w:rPr>
                     <m:t>,</m:t>
                   </m:r>
-                  <m:sSubSup>
-                    <m:sSubSupPr>
+                  <m:sSub>
+                    <m:sSubPr>
                       <m:ctrlPr>
                         <w:rPr>
                           <w:rFonts w:ascii="Cambria Math" w:hAnsi="Cambria Math"/>
                         </w:rPr>
                       </m:ctrlPr>
-                    </m:sSubSupPr>
+                    </m:sSubPr>
                     <m:e>
                       <m:r>
                         <w:rPr>
@@ -2336,18 +3927,7 @@
                         <m:t>k</m:t>
                       </m:r>
                     </m:sub>
-                    <m:sup>
-                      <m:r>
-                        <m:rPr>
-                          <m:sty m:val="p"/>
-                        </m:rPr>
-                        <w:rPr>
-                          <w:rFonts w:ascii="Cambria Math" w:hAnsi="Cambria Math"/>
-                        </w:rPr>
-                        <m:t>'</m:t>
-                      </m:r>
-                    </m:sup>
-                  </m:sSubSup>
+                  </m:sSub>
                 </m:e>
               </m:d>
             </m:num>
@@ -2488,9 +4068,22 @@
     <w:p>
       <w:pPr>
         <w:pStyle w:val="FirstParagraph"/>
-      </w:pPr>
-      <w:r>
-        <w:t>Consequently,</w:t>
+        <w:jc w:val="right"/>
+      </w:pPr>
+      <w:r>
+        <w:rPr>
+          <w:b/>
+          <w:bCs/>
+        </w:rPr>
+        <w:t>(B14)</w:t>
+      </w:r>
+    </w:p>
+    <w:p>
+      <w:pPr>
+        <w:pStyle w:val="BodyText"/>
+      </w:pPr>
+      <w:r>
+        <w:t>The nine contributions sum exactly to the Pearson correlation for that endpoint month:</w:t>
       </w:r>
     </w:p>
     <w:p>
@@ -2635,13 +4228,23 @@
     <w:p>
       <w:pPr>
         <w:pStyle w:val="FirstParagraph"/>
-      </w:pPr>
-      <w:r>
-        <w:t xml:space="preserve">The nine cells in each vertical column of Figure B2 therefore sum algebraically to the endpoint-month Pearson correlation shown in the upper panel. Positive contributions </w:t>
-      </w:r>
+        <w:jc w:val="right"/>
+      </w:pPr>
+      <w:r>
+        <w:rPr>
+          <w:b/>
+          <w:bCs/>
+        </w:rPr>
+        <w:t>(B15)</w:t>
+      </w:r>
+    </w:p>
+    <w:p>
+      <w:pPr>
+        <w:pStyle w:val="BodyText"/>
+      </w:pPr>
       <w:r>
         <w:lastRenderedPageBreak/>
-        <w:t>reinforce the correlation, whereas negative contributions partly cancel positive contributions.</w:t>
+        <w:t>Each vertical heat-map column in Figure B2 corresponds to one endpoint calendar month. The bottom cell is the endpoint contribution, and the remaining cells represent one to eight months before the endpoint. Red cells contribute positively, while blue cells contribute negatively. The algebraic sum of all nine cells in a column equals the correlation plotted above that column.</w:t>
       </w:r>
     </w:p>
     <w:p>
@@ -2649,162 +4252,7 @@
         <w:pStyle w:val="BodyText"/>
       </w:pPr>
       <w:r>
-        <w:t xml:space="preserve">An individual heat-map cell is not an independent Pearson correlation between </w:t>
-      </w:r>
-      <m:oMath>
-        <m:sSub>
-          <m:sSubPr>
-            <m:ctrlPr>
-              <w:rPr>
-                <w:rFonts w:ascii="Cambria Math" w:hAnsi="Cambria Math"/>
-              </w:rPr>
-            </m:ctrlPr>
-          </m:sSubPr>
-          <m:e>
-            <m:r>
-              <w:rPr>
-                <w:rFonts w:ascii="Cambria Math" w:hAnsi="Cambria Math"/>
-              </w:rPr>
-              <m:t>S</m:t>
-            </m:r>
-          </m:e>
-          <m:sub>
-            <m:r>
-              <w:rPr>
-                <w:rFonts w:ascii="Cambria Math" w:hAnsi="Cambria Math"/>
-              </w:rPr>
-              <m:t>m</m:t>
-            </m:r>
-          </m:sub>
-        </m:sSub>
-      </m:oMath>
-      <w:r>
-        <w:t xml:space="preserve"> and </w:t>
-      </w:r>
-      <m:oMath>
-        <m:sSubSup>
-          <m:sSubSupPr>
-            <m:ctrlPr>
-              <w:rPr>
-                <w:rFonts w:ascii="Cambria Math" w:hAnsi="Cambria Math"/>
-              </w:rPr>
-            </m:ctrlPr>
-          </m:sSubSupPr>
-          <m:e>
-            <m:r>
-              <w:rPr>
-                <w:rFonts w:ascii="Cambria Math" w:hAnsi="Cambria Math"/>
-              </w:rPr>
-              <m:t>Q</m:t>
-            </m:r>
-          </m:e>
-          <m:sub>
-            <m:r>
-              <w:rPr>
-                <w:rFonts w:ascii="Cambria Math" w:hAnsi="Cambria Math"/>
-              </w:rPr>
-              <m:t>m</m:t>
-            </m:r>
-            <m:r>
-              <m:rPr>
-                <m:sty m:val="p"/>
-              </m:rPr>
-              <w:rPr>
-                <w:rFonts w:ascii="Cambria Math" w:hAnsi="Cambria Math"/>
-              </w:rPr>
-              <m:t>-</m:t>
-            </m:r>
-            <m:r>
-              <w:rPr>
-                <w:rFonts w:ascii="Cambria Math" w:hAnsi="Cambria Math"/>
-              </w:rPr>
-              <m:t>k</m:t>
-            </m:r>
-          </m:sub>
-          <m:sup>
-            <m:r>
-              <m:rPr>
-                <m:sty m:val="p"/>
-              </m:rPr>
-              <w:rPr>
-                <w:rFonts w:ascii="Cambria Math" w:hAnsi="Cambria Math"/>
-              </w:rPr>
-              <m:t>'</m:t>
-            </m:r>
-          </m:sup>
-        </m:sSubSup>
-      </m:oMath>
-      <w:r>
-        <w:t xml:space="preserve">. All cells within a column use the standard deviation of the complete 9-month sum, </w:t>
-      </w:r>
-      <m:oMath>
-        <m:r>
-          <w:rPr>
-            <w:rFonts w:ascii="Cambria Math" w:hAnsi="Cambria Math"/>
-          </w:rPr>
-          <m:t>σ</m:t>
-        </m:r>
-        <m:r>
-          <m:rPr>
-            <m:sty m:val="p"/>
-          </m:rPr>
-          <w:rPr>
-            <w:rFonts w:ascii="Cambria Math" w:hAnsi="Cambria Math"/>
-          </w:rPr>
-          <m:t>(</m:t>
-        </m:r>
-        <m:sSub>
-          <m:sSubPr>
-            <m:ctrlPr>
-              <w:rPr>
-                <w:rFonts w:ascii="Cambria Math" w:hAnsi="Cambria Math"/>
-              </w:rPr>
-            </m:ctrlPr>
-          </m:sSubPr>
-          <m:e>
-            <m:r>
-              <w:rPr>
-                <w:rFonts w:ascii="Cambria Math" w:hAnsi="Cambria Math"/>
-              </w:rPr>
-              <m:t>I</m:t>
-            </m:r>
-          </m:e>
-          <m:sub>
-            <m:r>
-              <w:rPr>
-                <w:rFonts w:ascii="Cambria Math" w:hAnsi="Cambria Math"/>
-              </w:rPr>
-              <m:t>9</m:t>
-            </m:r>
-            <m:r>
-              <m:rPr>
-                <m:sty m:val="p"/>
-              </m:rPr>
-              <w:rPr>
-                <w:rFonts w:ascii="Cambria Math" w:hAnsi="Cambria Math"/>
-              </w:rPr>
-              <m:t>,</m:t>
-            </m:r>
-            <m:r>
-              <w:rPr>
-                <w:rFonts w:ascii="Cambria Math" w:hAnsi="Cambria Math"/>
-              </w:rPr>
-              <m:t>m</m:t>
-            </m:r>
-          </m:sub>
-        </m:sSub>
-        <m:r>
-          <m:rPr>
-            <m:sty m:val="p"/>
-          </m:rPr>
-          <w:rPr>
-            <w:rFonts w:ascii="Cambria Math" w:hAnsi="Cambria Math"/>
-          </w:rPr>
-          <m:t>)</m:t>
-        </m:r>
-      </m:oMath>
-      <w:r>
-        <w:t xml:space="preserve">, in the denominator. This common normalization permits the nine contributions to sum exactly to </w:t>
+        <w:t xml:space="preserve">An individual cell is not an independent Pearson correlation. Every cell within a column uses the standard deviation of the complete 9-month rolling sum in the denominator. This common normalization permits the contributions to sum exactly to </w:t>
       </w:r>
       <m:oMath>
         <m:sSub>
@@ -2842,7 +4290,7 @@
         <w:pStyle w:val="BodyText"/>
       </w:pPr>
       <w:r>
-        <w:t>The lag labels are relative to the endpoint month. For example,</w:t>
+        <w:t>The lag labels are relative to the endpoint. For example,</w:t>
       </w:r>
     </w:p>
     <w:p>
@@ -2930,34 +4378,12 @@
                 </w:rPr>
                 <m:t>(Jan),</m:t>
               </m:r>
-              <m:sSup>
-                <m:sSupPr>
-                  <m:ctrlPr>
-                    <w:rPr>
-                      <w:rFonts w:ascii="Cambria Math" w:hAnsi="Cambria Math"/>
-                    </w:rPr>
-                  </m:ctrlPr>
-                </m:sSupPr>
-                <m:e>
-                  <m:r>
-                    <w:rPr>
-                      <w:rFonts w:ascii="Cambria Math" w:hAnsi="Cambria Math"/>
-                    </w:rPr>
-                    <m:t>Q</m:t>
-                  </m:r>
-                </m:e>
-                <m:sup>
-                  <m:r>
-                    <m:rPr>
-                      <m:sty m:val="p"/>
-                    </m:rPr>
-                    <w:rPr>
-                      <w:rFonts w:ascii="Cambria Math" w:hAnsi="Cambria Math"/>
-                    </w:rPr>
-                    <m:t>'</m:t>
-                  </m:r>
-                </m:sup>
-              </m:sSup>
+              <m:r>
+                <w:rPr>
+                  <w:rFonts w:ascii="Cambria Math" w:hAnsi="Cambria Math"/>
+                </w:rPr>
+                <m:t>Q</m:t>
+              </m:r>
               <m:r>
                 <m:rPr>
                   <m:sty m:val="p"/>
@@ -2997,13 +4423,7 @@
                 <w:rPr>
                   <w:rFonts w:ascii="Cambria Math" w:hAnsi="Cambria Math"/>
                 </w:rPr>
-                <m:t>(Jan)]</m:t>
-              </m:r>
-              <m:r>
-                <w:rPr>
-                  <w:rFonts w:ascii="Cambria Math" w:hAnsi="Cambria Math"/>
-                </w:rPr>
-                <m:t> </m:t>
+                <m:t>(Jan)],</m:t>
               </m:r>
               <m:r>
                 <w:rPr>
@@ -3071,6 +4491,19 @@
     <w:p>
       <w:pPr>
         <w:pStyle w:val="FirstParagraph"/>
+        <w:jc w:val="right"/>
+      </w:pPr>
+      <w:r>
+        <w:rPr>
+          <w:b/>
+          <w:bCs/>
+        </w:rPr>
+        <w:t>(B16)</w:t>
+      </w:r>
+    </w:p>
+    <w:p>
+      <w:pPr>
+        <w:pStyle w:val="BodyText"/>
       </w:pPr>
       <w:r>
         <w:t>whereas</w:t>
@@ -3161,34 +4594,12 @@
                 </w:rPr>
                 <m:t>(Feb),</m:t>
               </m:r>
-              <m:sSup>
-                <m:sSupPr>
-                  <m:ctrlPr>
-                    <w:rPr>
-                      <w:rFonts w:ascii="Cambria Math" w:hAnsi="Cambria Math"/>
-                    </w:rPr>
-                  </m:ctrlPr>
-                </m:sSupPr>
-                <m:e>
-                  <m:r>
-                    <w:rPr>
-                      <w:rFonts w:ascii="Cambria Math" w:hAnsi="Cambria Math"/>
-                    </w:rPr>
-                    <m:t>Q</m:t>
-                  </m:r>
-                </m:e>
-                <m:sup>
-                  <m:r>
-                    <m:rPr>
-                      <m:sty m:val="p"/>
-                    </m:rPr>
-                    <w:rPr>
-                      <w:rFonts w:ascii="Cambria Math" w:hAnsi="Cambria Math"/>
-                    </w:rPr>
-                    <m:t>'</m:t>
-                  </m:r>
-                </m:sup>
-              </m:sSup>
+              <m:r>
+                <w:rPr>
+                  <w:rFonts w:ascii="Cambria Math" w:hAnsi="Cambria Math"/>
+                </w:rPr>
+                <m:t>Q</m:t>
+              </m:r>
               <m:r>
                 <m:rPr>
                   <m:sty m:val="p"/>
@@ -3228,13 +4639,7 @@
                 <w:rPr>
                   <w:rFonts w:ascii="Cambria Math" w:hAnsi="Cambria Math"/>
                 </w:rPr>
-                <m:t>(Feb)]</m:t>
-              </m:r>
-              <m:r>
-                <w:rPr>
-                  <w:rFonts w:ascii="Cambria Math" w:hAnsi="Cambria Math"/>
-                </w:rPr>
-                <m:t> </m:t>
+                <m:t>(Feb)],</m:t>
               </m:r>
               <m:r>
                 <w:rPr>
@@ -3302,42 +4707,55 @@
     <w:p>
       <w:pPr>
         <w:pStyle w:val="FirstParagraph"/>
-      </w:pPr>
-      <w:r>
-        <w:t xml:space="preserve">Both terms contain January </w:t>
+        <w:jc w:val="right"/>
+      </w:pPr>
+      <w:r>
+        <w:rPr>
+          <w:b/>
+          <w:bCs/>
+        </w:rPr>
+        <w:t>(B17)</w:t>
+      </w:r>
+    </w:p>
+    <w:p>
+      <w:pPr>
+        <w:pStyle w:val="BodyText"/>
+      </w:pPr>
+      <w:r>
+        <w:t xml:space="preserve">Both cells use January </w:t>
       </w:r>
       <m:oMath>
-        <m:sSup>
-          <m:sSupPr>
-            <m:ctrlPr>
-              <w:rPr>
-                <w:rFonts w:ascii="Cambria Math" w:hAnsi="Cambria Math"/>
-              </w:rPr>
-            </m:ctrlPr>
-          </m:sSupPr>
-          <m:e>
-            <m:r>
-              <w:rPr>
-                <w:rFonts w:ascii="Cambria Math" w:hAnsi="Cambria Math"/>
-              </w:rPr>
-              <m:t>Q</m:t>
-            </m:r>
-          </m:e>
-          <m:sup>
-            <m:r>
-              <m:rPr>
-                <m:sty m:val="p"/>
-              </m:rPr>
-              <w:rPr>
-                <w:rFonts w:ascii="Cambria Math" w:hAnsi="Cambria Math"/>
-              </w:rPr>
-              <m:t>'</m:t>
-            </m:r>
-          </m:sup>
-        </m:sSup>
+        <m:r>
+          <w:rPr>
+            <w:rFonts w:ascii="Cambria Math" w:hAnsi="Cambria Math"/>
+          </w:rPr>
+          <m:t>Q</m:t>
+        </m:r>
       </m:oMath>
       <w:r>
-        <w:t>, but they use different cumulative-target months and different normalizations. They are therefore not expected to be equal.</w:t>
+        <w:t xml:space="preserve">, but the first compares it with January </w:t>
+      </w:r>
+      <m:oMath>
+        <m:r>
+          <w:rPr>
+            <w:rFonts w:ascii="Cambria Math" w:hAnsi="Cambria Math"/>
+          </w:rPr>
+          <m:t>S</m:t>
+        </m:r>
+      </m:oMath>
+      <w:r>
+        <w:t xml:space="preserve">, whereas the second compares it with February </w:t>
+      </w:r>
+      <m:oMath>
+        <m:r>
+          <w:rPr>
+            <w:rFonts w:ascii="Cambria Math" w:hAnsi="Cambria Math"/>
+          </w:rPr>
+          <m:t>S</m:t>
+        </m:r>
+      </m:oMath>
+      <w:r>
+        <w:t>. Their target months and normalizations differ, so the contributions need not be equal.</w:t>
       </w:r>
     </w:p>
     <w:p>
@@ -3348,17 +4766,18 @@
         <w:rPr>
           <w:noProof/>
         </w:rPr>
+        <w:lastRenderedPageBreak/>
         <w:drawing>
-          <wp:inline distT="0" distB="0" distL="0" distR="0" wp14:anchorId="496B1B1A" wp14:editId="2CFB8CCA">
+          <wp:inline distT="0" distB="0" distL="0" distR="0" wp14:anchorId="65D1CD53" wp14:editId="3CBEDFFD">
             <wp:extent cx="5067300" cy="3672900"/>
             <wp:effectExtent l="0" t="0" r="0" b="0"/>
-            <wp:docPr id="15" name="Picture" descr="Figure B2. Lag-by-lag covariance decomposition of the endpoint-month correlations for the trailing 9-month predictor without the imposed 40-month component. The upper panel shows the Pearson correlation calculated separately for each endpoint calendar month. The lower panel decomposes each coefficient into contributions from the endpoint month and the preceding eight months. The nine cells in each vertical column sum exactly to the corresponding correlation in the upper panel. Red and blue denote positive and negative contributions, respectively. Individual cells are covariance contributions under a common column-wise normalization, not independent Pearson correlations. The labelled cells show that C_{\mathrm{Jan},0} compares January Q' with January S_{\mathrm{full}}, whereas C_{\mathrm{Feb},1} compares the same January Q' with February S_{\mathrm{full}}."/>
+            <wp:docPr id="16" name="Picture" descr="Figure B2. Lag-by-lag covariance decomposition for the raw 9-month rolling-sum predictor without the imposed 40-month component. The upper panel shows the endpoint-month Pearson correlations. The lower panel decomposes each coefficient into contributions from the endpoint month and preceding eight months. The nine cells in each vertical column sum exactly to the corresponding correlation above. Individual cells are covariance contributions, not independent Pearson correlations."/>
             <wp:cNvGraphicFramePr/>
             <a:graphic xmlns:a="http://schemas.openxmlformats.org/drawingml/2006/main">
               <a:graphicData uri="http://schemas.openxmlformats.org/drawingml/2006/picture">
                 <pic:pic xmlns:pic="http://schemas.openxmlformats.org/drawingml/2006/picture">
                   <pic:nvPicPr>
-                    <pic:cNvPr id="16" name="Picture" descr="figures/dummy_monthly_corr_covariance_proof.png"/>
+                    <pic:cNvPr id="17" name="Picture" descr="figures/dummy_monthly_corr_covariance_proof.png"/>
                     <pic:cNvPicPr>
                       <a:picLocks noChangeAspect="1" noChangeArrowheads="1"/>
                     </pic:cNvPicPr>
@@ -3394,354 +4813,29 @@
     <w:p>
       <w:pPr>
         <w:pStyle w:val="ImageCaption"/>
-        <w:rPr>
-          <w:sz w:val="20"/>
-          <w:szCs w:val="20"/>
-        </w:rPr>
       </w:pPr>
       <w:r>
         <w:rPr>
           <w:b/>
           <w:bCs/>
-          <w:sz w:val="20"/>
-          <w:szCs w:val="20"/>
         </w:rPr>
         <w:t>Figure B2.</w:t>
       </w:r>
       <w:r>
-        <w:rPr>
-          <w:sz w:val="20"/>
-          <w:szCs w:val="20"/>
-        </w:rPr>
         <w:t xml:space="preserve"> </w:t>
       </w:r>
       <w:r>
-        <w:rPr>
-          <w:sz w:val="20"/>
-          <w:szCs w:val="20"/>
-        </w:rPr>
-        <w:t>Lag-by-lag covariance decomposition of the endpoint-month correlations for the trailing 9-month predictor without the imposed 40-month component. The upper panel shows the Pearson correlation calculated separately for each endpoint calendar month. The lower panel decomposes each coefficient into contributions from the endpoint month and the preceding eight months. The nine cells in each vertical column sum exactly to the corresponding correlation in the upper panel. Red and blue denote positive and negative</w:t>
-      </w:r>
-      <w:r>
-        <w:rPr>
-          <w:sz w:val="20"/>
-          <w:szCs w:val="20"/>
-        </w:rPr>
-        <w:t xml:space="preserve"> contributions, respectively. Individual cells are covariance contributions under a common column-</w:t>
-      </w:r>
-      <w:r>
-        <w:rPr>
-          <w:sz w:val="20"/>
-          <w:szCs w:val="20"/>
-        </w:rPr>
-        <w:lastRenderedPageBreak/>
-        <w:t>wise normalization, not independent Pearson correlations. The labelled cells show that</w:t>
-      </w:r>
-      <w:r>
-        <w:rPr>
-          <w:sz w:val="20"/>
-          <w:szCs w:val="20"/>
-        </w:rPr>
-        <w:t xml:space="preserve"> </w:t>
-      </w:r>
-      <m:oMath>
-        <m:sSub>
-          <m:sSubPr>
-            <m:ctrlPr>
-              <w:rPr>
-                <w:rFonts w:ascii="Cambria Math" w:hAnsi="Cambria Math"/>
-                <w:sz w:val="20"/>
-                <w:szCs w:val="20"/>
-              </w:rPr>
-            </m:ctrlPr>
-          </m:sSubPr>
-          <m:e>
-            <m:r>
-              <w:rPr>
-                <w:rFonts w:ascii="Cambria Math" w:hAnsi="Cambria Math"/>
-                <w:sz w:val="20"/>
-                <w:szCs w:val="20"/>
-              </w:rPr>
-              <m:t>C</m:t>
-            </m:r>
-          </m:e>
-          <m:sub>
-            <m:r>
-              <w:rPr>
-                <w:rFonts w:ascii="Cambria Math" w:hAnsi="Cambria Math"/>
-                <w:sz w:val="20"/>
-                <w:szCs w:val="20"/>
-              </w:rPr>
-              <m:t>Jan,</m:t>
-            </m:r>
-            <m:r>
-              <w:rPr>
-                <w:rFonts w:ascii="Cambria Math" w:hAnsi="Cambria Math"/>
-                <w:sz w:val="20"/>
-                <w:szCs w:val="20"/>
-              </w:rPr>
-              <m:t>0</m:t>
-            </m:r>
-          </m:sub>
-        </m:sSub>
-      </m:oMath>
-      <w:r>
-        <w:rPr>
-          <w:sz w:val="20"/>
-          <w:szCs w:val="20"/>
-        </w:rPr>
-        <w:t xml:space="preserve"> compares January </w:t>
-      </w:r>
-      <m:oMath>
-        <m:sSup>
-          <m:sSupPr>
-            <m:ctrlPr>
-              <w:rPr>
-                <w:rFonts w:ascii="Cambria Math" w:hAnsi="Cambria Math"/>
-                <w:sz w:val="20"/>
-                <w:szCs w:val="20"/>
-              </w:rPr>
-            </m:ctrlPr>
-          </m:sSupPr>
-          <m:e>
-            <m:r>
-              <w:rPr>
-                <w:rFonts w:ascii="Cambria Math" w:hAnsi="Cambria Math"/>
-                <w:sz w:val="20"/>
-                <w:szCs w:val="20"/>
-              </w:rPr>
-              <m:t>Q</m:t>
-            </m:r>
-          </m:e>
-          <m:sup>
-            <m:r>
-              <w:rPr>
-                <w:rFonts w:ascii="Cambria Math" w:hAnsi="Cambria Math"/>
-                <w:sz w:val="20"/>
-                <w:szCs w:val="20"/>
-              </w:rPr>
-              <m:t>'</m:t>
-            </m:r>
-          </m:sup>
-        </m:sSup>
-      </m:oMath>
-      <w:r>
-        <w:rPr>
-          <w:sz w:val="20"/>
-          <w:szCs w:val="20"/>
-        </w:rPr>
-        <w:t xml:space="preserve"> with January </w:t>
-      </w:r>
-      <m:oMath>
-        <m:sSub>
-          <m:sSubPr>
-            <m:ctrlPr>
-              <w:rPr>
-                <w:rFonts w:ascii="Cambria Math" w:hAnsi="Cambria Math"/>
-                <w:sz w:val="20"/>
-                <w:szCs w:val="20"/>
-              </w:rPr>
-            </m:ctrlPr>
-          </m:sSubPr>
-          <m:e>
-            <m:r>
-              <w:rPr>
-                <w:rFonts w:ascii="Cambria Math" w:hAnsi="Cambria Math"/>
-                <w:sz w:val="20"/>
-                <w:szCs w:val="20"/>
-              </w:rPr>
-              <m:t>S</m:t>
-            </m:r>
-          </m:e>
-          <m:sub>
-            <m:r>
-              <w:rPr>
-                <w:rFonts w:ascii="Cambria Math" w:hAnsi="Cambria Math"/>
-                <w:sz w:val="20"/>
-                <w:szCs w:val="20"/>
-              </w:rPr>
-              <m:t>full</m:t>
-            </m:r>
-          </m:sub>
-        </m:sSub>
-      </m:oMath>
-      <w:r>
-        <w:rPr>
-          <w:sz w:val="20"/>
-          <w:szCs w:val="20"/>
-        </w:rPr>
-        <w:t xml:space="preserve">, whereas </w:t>
-      </w:r>
-      <m:oMath>
-        <m:sSub>
-          <m:sSubPr>
-            <m:ctrlPr>
-              <w:rPr>
-                <w:rFonts w:ascii="Cambria Math" w:hAnsi="Cambria Math"/>
-                <w:sz w:val="20"/>
-                <w:szCs w:val="20"/>
-              </w:rPr>
-            </m:ctrlPr>
-          </m:sSubPr>
-          <m:e>
-            <m:r>
-              <w:rPr>
-                <w:rFonts w:ascii="Cambria Math" w:hAnsi="Cambria Math"/>
-                <w:sz w:val="20"/>
-                <w:szCs w:val="20"/>
-              </w:rPr>
-              <m:t>C</m:t>
-            </m:r>
-          </m:e>
-          <m:sub>
-            <m:r>
-              <w:rPr>
-                <w:rFonts w:ascii="Cambria Math" w:hAnsi="Cambria Math"/>
-                <w:sz w:val="20"/>
-                <w:szCs w:val="20"/>
-              </w:rPr>
-              <m:t>Feb,</m:t>
-            </m:r>
-            <m:r>
-              <w:rPr>
-                <w:rFonts w:ascii="Cambria Math" w:hAnsi="Cambria Math"/>
-                <w:sz w:val="20"/>
-                <w:szCs w:val="20"/>
-              </w:rPr>
-              <m:t>1</m:t>
-            </m:r>
-          </m:sub>
-        </m:sSub>
-      </m:oMath>
-      <w:r>
-        <w:rPr>
-          <w:sz w:val="20"/>
-          <w:szCs w:val="20"/>
-        </w:rPr>
-        <w:t xml:space="preserve"> compares the same January </w:t>
-      </w:r>
-      <m:oMath>
-        <m:sSup>
-          <m:sSupPr>
-            <m:ctrlPr>
-              <w:rPr>
-                <w:rFonts w:ascii="Cambria Math" w:hAnsi="Cambria Math"/>
-                <w:sz w:val="20"/>
-                <w:szCs w:val="20"/>
-              </w:rPr>
-            </m:ctrlPr>
-          </m:sSupPr>
-          <m:e>
-            <m:r>
-              <w:rPr>
-                <w:rFonts w:ascii="Cambria Math" w:hAnsi="Cambria Math"/>
-                <w:sz w:val="20"/>
-                <w:szCs w:val="20"/>
-              </w:rPr>
-              <m:t>Q</m:t>
-            </m:r>
-          </m:e>
-          <m:sup>
-            <m:r>
-              <w:rPr>
-                <w:rFonts w:ascii="Cambria Math" w:hAnsi="Cambria Math"/>
-                <w:sz w:val="20"/>
-                <w:szCs w:val="20"/>
-              </w:rPr>
-              <m:t>'</m:t>
-            </m:r>
-          </m:sup>
-        </m:sSup>
-      </m:oMath>
-      <w:r>
-        <w:rPr>
-          <w:sz w:val="20"/>
-          <w:szCs w:val="20"/>
-        </w:rPr>
-        <w:t xml:space="preserve"> with February </w:t>
-      </w:r>
-      <m:oMath>
-        <m:sSub>
-          <m:sSubPr>
-            <m:ctrlPr>
-              <w:rPr>
-                <w:rFonts w:ascii="Cambria Math" w:hAnsi="Cambria Math"/>
-                <w:sz w:val="20"/>
-                <w:szCs w:val="20"/>
-              </w:rPr>
-            </m:ctrlPr>
-          </m:sSubPr>
-          <m:e>
-            <m:r>
-              <w:rPr>
-                <w:rFonts w:ascii="Cambria Math" w:hAnsi="Cambria Math"/>
-                <w:sz w:val="20"/>
-                <w:szCs w:val="20"/>
-              </w:rPr>
-              <m:t>S</m:t>
-            </m:r>
-          </m:e>
-          <m:sub>
-            <m:r>
-              <w:rPr>
-                <w:rFonts w:ascii="Cambria Math" w:hAnsi="Cambria Math"/>
-                <w:sz w:val="20"/>
-                <w:szCs w:val="20"/>
-              </w:rPr>
-              <m:t>full</m:t>
-            </m:r>
-          </m:sub>
-        </m:sSub>
-      </m:oMath>
-      <w:r>
-        <w:rPr>
-          <w:sz w:val="20"/>
-          <w:szCs w:val="20"/>
-        </w:rPr>
-        <w:t>.</w:t>
-      </w:r>
-    </w:p>
-    <w:p>
-      <w:pPr>
-        <w:spacing w:after="160" w:line="278" w:lineRule="auto"/>
-        <w:rPr>
-          <w:b/>
-          <w:bCs/>
-          <w:kern w:val="2"/>
-          <w:lang w:val="en-AU" w:eastAsia="zh-TW"/>
-          <w14:ligatures w14:val="standardContextual"/>
-        </w:rPr>
-      </w:pPr>
-      <w:bookmarkStart w:id="4" w:name="b.4-interpretation"/>
-      <w:bookmarkEnd w:id="3"/>
-      <w:r>
-        <w:rPr>
-          <w:b/>
-          <w:bCs/>
-          <w:kern w:val="2"/>
-          <w:lang w:val="en-AU" w:eastAsia="zh-TW"/>
-        </w:rPr>
-        <w:t xml:space="preserve">Appendix </w:t>
-      </w:r>
-      <w:r>
-        <w:rPr>
-          <w:b/>
-          <w:bCs/>
-          <w:kern w:val="2"/>
-          <w:lang w:val="en-AU" w:eastAsia="zh-TW"/>
-          <w14:ligatures w14:val="standardContextual"/>
-        </w:rPr>
-        <w:t>B</w:t>
-      </w:r>
-      <w:r>
-        <w:rPr>
-          <w:b/>
-          <w:bCs/>
-          <w:kern w:val="2"/>
-          <w:lang w:val="en-AU" w:eastAsia="zh-TW"/>
-          <w14:ligatures w14:val="standardContextual"/>
-        </w:rPr>
-        <w:t>4 Interpretation</w:t>
+        <w:t>Lag-by-lag covariance decomposition for the raw 9-month rolling-sum predictor without the imposed 40-month component. The upper panel shows the endpoint-month Pearson correlations. The lower panel decomposes each coefficient into contributions from the endpoint month and preceding eight months. The nine cells in each vertical column sum exactly to the corresponding correlation above. Individual cells are covariance contributions, not independent Pearson correlations.</w:t>
+      </w:r>
+    </w:p>
+    <w:p>
+      <w:pPr>
+        <w:pStyle w:val="Heading2"/>
+      </w:pPr>
+      <w:bookmarkStart w:id="5" w:name="b4-summary"/>
+      <w:bookmarkEnd w:id="4"/>
+      <w:r>
+        <w:t>B4: Summary</w:t>
       </w:r>
     </w:p>
     <w:p>
@@ -3749,10 +4843,10 @@
         <w:pStyle w:val="FirstParagraph"/>
       </w:pPr>
       <w:r>
-        <w:t>This synthetic experiment demonstrates that a finite-window rolling sum and a cumulative state are related but distinct quantities. Each endpoint-month correlation reflects the combined covariance contributions of all nine months in the rolling window. Month-to-month differences in the correlation therefore arise from changes in the combination of positive and negative lag contributions and should not be interpreted from a single lag cell or assumed to represent a phase reversal of the complete rolling sum.</w:t>
+        <w:t>The synthetic experiment shows how a prescribed trailing 9-month window is constructed and why it differs from the complete cumulative target. The leave-one-component-out test changes one predictor component at a time while preserving a common target. The covariance decomposition shows how the endpoint month and preceding eight months combine to form each endpoint-month Pearson correlation.</w:t>
       </w:r>
       <w:bookmarkEnd w:id="0"/>
-      <w:bookmarkEnd w:id="4"/>
+      <w:bookmarkEnd w:id="5"/>
     </w:p>
     <w:sectPr>
       <w:footnotePr>
@@ -3771,7 +4865,7 @@
   <w:abstractNum w:abstractNumId="0" w15:restartNumberingAfterBreak="0">
     <w:nsid w:val="0000A990"/>
     <w:multiLevelType w:val="multilevel"/>
-    <w:tmpl w:val="D66EE8BA"/>
+    <w:tmpl w:val="BD60B39E"/>
     <w:lvl w:ilvl="0">
       <w:numFmt w:val="bullet"/>
       <w:lvlText w:val=" "/>
@@ -3845,7 +4939,7 @@
       </w:pPr>
     </w:lvl>
   </w:abstractNum>
-  <w:num w:numId="1" w16cid:durableId="604652850">
+  <w:num w:numId="1" w16cid:durableId="1034960303">
     <w:abstractNumId w:val="0"/>
   </w:num>
 </w:numbering>
